--- a/7_KI-Basismodule/KI-B4/KI-B4.2.2a_Orange3.docx
+++ b/7_KI-Basismodule/KI-B4/KI-B4.2.2a_Orange3.docx
@@ -1,6 +1,6 @@
 
 <file path=word/document.xml><?xml version="1.0" encoding="utf-8"?>
-<w:document xmlns:wpc="http://schemas.microsoft.com/office/word/2010/wordprocessingCanvas" xmlns:cx="http://schemas.microsoft.com/office/drawing/2014/chartex" xmlns:cx1="http://schemas.microsoft.com/office/drawing/2015/9/8/chartex" xmlns:cx2="http://schemas.microsoft.com/office/drawing/2015/10/21/chartex" xmlns:cx3="http://schemas.microsoft.com/office/drawing/2016/5/9/chartex" xmlns:cx4="http://schemas.microsoft.com/office/drawing/2016/5/10/chartex" xmlns:cx5="http://schemas.microsoft.com/office/drawing/2016/5/11/chartex" xmlns:cx6="http://schemas.microsoft.com/office/drawing/2016/5/12/chartex" xmlns:cx7="http://schemas.microsoft.com/office/drawing/2016/5/13/chartex" xmlns:cx8="http://schemas.microsoft.com/office/drawing/2016/5/14/chartex" xmlns:mc="http://schemas.openxmlformats.org/markup-compatibility/2006" xmlns:aink="http://schemas.microsoft.com/office/drawing/2016/ink" xmlns:am3d="http://schemas.microsoft.com/office/drawing/2017/model3d" xmlns:o="urn:schemas-microsoft-com:office:office" xmlns:r="http://schemas.openxmlformats.org/officeDocument/2006/relationships" xmlns:m="http://schemas.openxmlformats.org/officeDocument/2006/math" xmlns:v="urn:schemas-microsoft-com:vml" xmlns:wp14="http://schemas.microsoft.com/office/word/2010/wordprocessingDrawing" xmlns:wp="http://schemas.openxmlformats.org/drawingml/2006/wordprocessingDrawing" xmlns:w10="urn:schemas-microsoft-com:office:word" xmlns:w="http://schemas.openxmlformats.org/wordprocessingml/2006/main" xmlns:w14="http://schemas.microsoft.com/office/word/2010/wordml" xmlns:w15="http://schemas.microsoft.com/office/word/2012/wordml" xmlns:w16cex="http://schemas.microsoft.com/office/word/2018/wordml/cex" xmlns:w16cid="http://schemas.microsoft.com/office/word/2016/wordml/cid" xmlns:w16="http://schemas.microsoft.com/office/word/2018/wordml" xmlns:w16sdtdh="http://schemas.microsoft.com/office/word/2020/wordml/sdtdatahash" xmlns:w16se="http://schemas.microsoft.com/office/word/2015/wordml/symex" xmlns:wpg="http://schemas.microsoft.com/office/word/2010/wordprocessingGroup" xmlns:wpi="http://schemas.microsoft.com/office/word/2010/wordprocessingInk" xmlns:wne="http://schemas.microsoft.com/office/word/2006/wordml" xmlns:wps="http://schemas.microsoft.com/office/word/2010/wordprocessingShape" mc:Ignorable="w14 w15 w16se w16cid w16 w16cex w16sdtdh wp14">
+<w:document xmlns:wpc="http://schemas.microsoft.com/office/word/2010/wordprocessingCanvas" xmlns:cx="http://schemas.microsoft.com/office/drawing/2014/chartex" xmlns:cx1="http://schemas.microsoft.com/office/drawing/2015/9/8/chartex" xmlns:cx2="http://schemas.microsoft.com/office/drawing/2015/10/21/chartex" xmlns:cx3="http://schemas.microsoft.com/office/drawing/2016/5/9/chartex" xmlns:cx4="http://schemas.microsoft.com/office/drawing/2016/5/10/chartex" xmlns:cx5="http://schemas.microsoft.com/office/drawing/2016/5/11/chartex" xmlns:cx6="http://schemas.microsoft.com/office/drawing/2016/5/12/chartex" xmlns:cx7="http://schemas.microsoft.com/office/drawing/2016/5/13/chartex" xmlns:cx8="http://schemas.microsoft.com/office/drawing/2016/5/14/chartex" xmlns:mc="http://schemas.openxmlformats.org/markup-compatibility/2006" xmlns:aink="http://schemas.microsoft.com/office/drawing/2016/ink" xmlns:am3d="http://schemas.microsoft.com/office/drawing/2017/model3d" xmlns:o="urn:schemas-microsoft-com:office:office" xmlns:oel="http://schemas.microsoft.com/office/2019/extlst" xmlns:r="http://schemas.openxmlformats.org/officeDocument/2006/relationships" xmlns:m="http://schemas.openxmlformats.org/officeDocument/2006/math" xmlns:v="urn:schemas-microsoft-com:vml" xmlns:wp14="http://schemas.microsoft.com/office/word/2010/wordprocessingDrawing" xmlns:wp="http://schemas.openxmlformats.org/drawingml/2006/wordprocessingDrawing" xmlns:w10="urn:schemas-microsoft-com:office:word" xmlns:w="http://schemas.openxmlformats.org/wordprocessingml/2006/main" xmlns:w14="http://schemas.microsoft.com/office/word/2010/wordml" xmlns:w15="http://schemas.microsoft.com/office/word/2012/wordml" xmlns:w16cex="http://schemas.microsoft.com/office/word/2018/wordml/cex" xmlns:w16cid="http://schemas.microsoft.com/office/word/2016/wordml/cid" xmlns:w16="http://schemas.microsoft.com/office/word/2018/wordml" xmlns:w16sdtdh="http://schemas.microsoft.com/office/word/2020/wordml/sdtdatahash" xmlns:w16se="http://schemas.microsoft.com/office/word/2015/wordml/symex" xmlns:wpg="http://schemas.microsoft.com/office/word/2010/wordprocessingGroup" xmlns:wpi="http://schemas.microsoft.com/office/word/2010/wordprocessingInk" xmlns:wne="http://schemas.microsoft.com/office/word/2006/wordml" xmlns:wps="http://schemas.microsoft.com/office/word/2010/wordprocessingShape" mc:Ignorable="w14 w15 w16se w16cid w16 w16cex w16sdtdh wp14">
   <w:body>
     <w:p>
       <w:pPr>
@@ -19,6 +19,8 @@
           <w:lang w:val="de-DE"/>
         </w:rPr>
       </w:pPr>
+      <w:commentRangeStart w:id="0"/>
+      <w:commentRangeStart w:id="1"/>
       <w:r>
         <w:rPr>
           <w:lang w:val="de-DE"/>
@@ -54,6 +56,24 @@
           <w:lang w:val="de-DE"/>
         </w:rPr>
         <w:t xml:space="preserve"> </w:t>
+      </w:r>
+      <w:commentRangeEnd w:id="0"/>
+      <w:r>
+        <w:rPr>
+          <w:rStyle w:val="Kommentarzeichen"/>
+          <w:rFonts w:eastAsia="Arial" w:cs="Arial"/>
+          <w:b w:val="0"/>
+        </w:rPr>
+        <w:commentReference w:id="0"/>
+      </w:r>
+      <w:commentRangeEnd w:id="1"/>
+      <w:r>
+        <w:rPr>
+          <w:rStyle w:val="Kommentarzeichen"/>
+          <w:rFonts w:eastAsia="Arial" w:cs="Arial"/>
+          <w:b w:val="0"/>
+        </w:rPr>
+        <w:commentReference w:id="1"/>
       </w:r>
     </w:p>
     <w:p>
@@ -62,6 +82,7 @@
         <w:autoSpaceDE/>
         <w:autoSpaceDN/>
         <w:spacing w:beforeLines="60" w:before="144" w:after="160" w:line="288" w:lineRule="auto"/>
+        <w:jc w:val="both"/>
         <w:rPr>
           <w:rFonts w:eastAsiaTheme="minorEastAsia"/>
           <w:color w:val="000000"/>
@@ -98,7 +119,7 @@
           <w:szCs w:val="21"/>
           <w:lang w:val="de-DE" w:eastAsia="de-DE"/>
         </w:rPr>
-        <w:t xml:space="preserve">gestellten Daten der Äffchen aus dem Zoo ein KI-Modell zur Vorhersage von deren Beißverhalten </w:t>
+        <w:t>gestellten Daten der Äffchen aus dem Zoo ein KI-Modell zur Vorhersage von deren Beißverhalten</w:t>
       </w:r>
       <w:r>
         <w:rPr>
@@ -108,7 +129,7 @@
           <w:szCs w:val="21"/>
           <w:lang w:val="de-DE" w:eastAsia="de-DE"/>
         </w:rPr>
-        <w:t xml:space="preserve">  </w:t>
+        <w:t xml:space="preserve"> </w:t>
       </w:r>
       <w:r>
         <w:rPr>
@@ -128,7 +149,7 @@
           <w:szCs w:val="21"/>
           <w:lang w:val="de-DE" w:eastAsia="de-DE"/>
         </w:rPr>
-        <w:tab/>
+        <w:t xml:space="preserve"> </w:t>
       </w:r>
       <w:r>
         <w:rPr>
@@ -138,7 +159,7 @@
           <w:szCs w:val="21"/>
           <w:lang w:val="de-DE" w:eastAsia="de-DE"/>
         </w:rPr>
-        <w:t xml:space="preserve"> lernen lassen, ist ein Entscheidungsbaum.</w:t>
+        <w:t>lernen lassen, ist ein Entscheidungsbaum.</w:t>
       </w:r>
     </w:p>
     <w:p>
@@ -155,6 +176,7 @@
         <w:autoSpaceDE/>
         <w:autoSpaceDN/>
         <w:spacing w:beforeLines="60" w:before="144" w:after="160" w:line="288" w:lineRule="auto"/>
+        <w:jc w:val="both"/>
         <w:rPr>
           <w:rFonts w:eastAsiaTheme="minorEastAsia"/>
           <w:color w:val="000000"/>
@@ -213,6 +235,7 @@
         </w:tabs>
         <w:spacing w:before="48" w:line="260" w:lineRule="exact"/>
         <w:ind w:left="0" w:right="1923" w:firstLine="0"/>
+        <w:jc w:val="both"/>
         <w:rPr>
           <w:sz w:val="21"/>
           <w:szCs w:val="21"/>
@@ -261,7 +284,7 @@
           <w:szCs w:val="21"/>
           <w:lang w:val="de-DE"/>
         </w:rPr>
-        <w:t>affen- trainingsdaten.csv</w:t>
+        <w:t>affen-trainingsdaten.csv</w:t>
       </w:r>
       <w:r>
         <w:rPr>
@@ -321,7 +344,15 @@
           <w:szCs w:val="21"/>
           <w:lang w:val="de-DE"/>
         </w:rPr>
-        <w:t xml:space="preserve"> beinhalten.</w:t>
+        <w:t xml:space="preserve"> </w:t>
+      </w:r>
+      <w:r>
+        <w:rPr>
+          <w:sz w:val="21"/>
+          <w:szCs w:val="21"/>
+          <w:lang w:val="de-DE"/>
+        </w:rPr>
+        <w:t>einhalten.</w:t>
       </w:r>
     </w:p>
     <w:p>
@@ -329,6 +360,7 @@
         <w:pStyle w:val="Textkrper"/>
         <w:spacing w:before="58" w:line="247" w:lineRule="auto"/>
         <w:ind w:right="1170"/>
+        <w:jc w:val="both"/>
         <w:rPr>
           <w:sz w:val="21"/>
           <w:szCs w:val="21"/>
@@ -386,6 +418,7 @@
         </w:tabs>
         <w:spacing w:line="244" w:lineRule="auto"/>
         <w:ind w:right="963"/>
+        <w:jc w:val="both"/>
         <w:rPr>
           <w:lang w:val="de-DE"/>
         </w:rPr>
@@ -420,7 +453,7 @@
                     <pic:cNvPicPr/>
                   </pic:nvPicPr>
                   <pic:blipFill>
-                    <a:blip r:embed="rId8" cstate="print"/>
+                    <a:blip r:embed="rId12" cstate="print"/>
                     <a:stretch>
                       <a:fillRect/>
                     </a:stretch>
@@ -446,7 +479,23 @@
           <w:szCs w:val="21"/>
           <w:lang w:val="de-DE"/>
         </w:rPr>
-        <w:t xml:space="preserve">Mit einem Doppelklick gelangst du in die Einstellungen. Dort kannst du die Datei auswählen ( </w:t>
+        <w:t xml:space="preserve">Mit einem Doppelklick gelangst du in die Einstellungen. Dort kannst du die Datei auswählen </w:t>
+      </w:r>
+      <w:r>
+        <w:rPr>
+          <w:sz w:val="21"/>
+          <w:szCs w:val="21"/>
+          <w:lang w:val="de-DE"/>
+        </w:rPr>
+        <w:br/>
+      </w:r>
+      <w:r>
+        <w:rPr>
+          <w:sz w:val="21"/>
+          <w:szCs w:val="21"/>
+          <w:lang w:val="de-DE"/>
+        </w:rPr>
+        <w:t xml:space="preserve">( </w:t>
       </w:r>
       <w:r>
         <w:rPr>
@@ -473,7 +522,7 @@
                     <pic:cNvPicPr/>
                   </pic:nvPicPr>
                   <pic:blipFill>
-                    <a:blip r:embed="rId9" cstate="print"/>
+                    <a:blip r:embed="rId13" cstate="print"/>
                     <a:stretch>
                       <a:fillRect/>
                     </a:stretch>
@@ -563,13 +612,7 @@
         </w:rPr>
         <w:t xml:space="preserve"> </w:t>
       </w:r>
-      <w:r>
-        <w:rPr>
-          <w:lang w:val="de-DE"/>
-        </w:rPr>
-        <w:tab/>
-        <w:t xml:space="preserve">      </w:t>
-      </w:r>
+      <w:proofErr w:type="gramStart"/>
       <w:r>
         <w:rPr>
           <w:sz w:val="21"/>
@@ -578,6 +621,7 @@
         </w:rPr>
         <w:t>Hilfskarte</w:t>
       </w:r>
+      <w:proofErr w:type="gramEnd"/>
       <w:r>
         <w:rPr>
           <w:sz w:val="21"/>
@@ -591,6 +635,12 @@
           <w:lang w:val="de-DE"/>
         </w:rPr>
         <w:t>)</w:t>
+      </w:r>
+      <w:r>
+        <w:rPr>
+          <w:lang w:val="de-DE"/>
+        </w:rPr>
+        <w:t>.</w:t>
       </w:r>
     </w:p>
     <w:p>
@@ -642,9 +692,8 @@
         <w:pStyle w:val="Textkrper"/>
         <w:spacing w:before="57" w:line="260" w:lineRule="atLeast"/>
         <w:ind w:right="803"/>
-        <w:rPr>
-          <w:sz w:val="21"/>
-          <w:szCs w:val="21"/>
+        <w:jc w:val="both"/>
+        <w:rPr>
           <w:lang w:val="de-DE"/>
         </w:rPr>
       </w:pPr>
@@ -738,23 +787,32 @@
         </w:rPr>
         <w:t>-Widget. Mit einem Doppelklick auf das</w:t>
       </w:r>
-    </w:p>
-    <w:p>
-      <w:pPr>
-        <w:pStyle w:val="Textkrper"/>
-        <w:spacing w:line="272" w:lineRule="exact"/>
-        <w:rPr>
-          <w:lang w:val="de-DE"/>
-        </w:rPr>
-      </w:pPr>
-      <w:r>
-        <w:rPr>
-          <w:sz w:val="21"/>
-          <w:szCs w:val="21"/>
-          <w:lang w:val="de-DE"/>
-        </w:rPr>
-        <w:t>Widget kannst du dir die Daten ansehen (siehe auch Hilfskarte</w:t>
-      </w:r>
+      <w:r>
+        <w:rPr>
+          <w:sz w:val="21"/>
+          <w:szCs w:val="21"/>
+          <w:lang w:val="de-DE"/>
+        </w:rPr>
+        <w:t xml:space="preserve"> </w:t>
+      </w:r>
+      <w:r>
+        <w:rPr>
+          <w:sz w:val="21"/>
+          <w:szCs w:val="21"/>
+          <w:lang w:val="de-DE"/>
+        </w:rPr>
+        <w:t xml:space="preserve">Widget kannst du dir die Daten ansehen (siehe auch </w:t>
+      </w:r>
+      <w:proofErr w:type="gramStart"/>
+      <w:r>
+        <w:rPr>
+          <w:sz w:val="21"/>
+          <w:szCs w:val="21"/>
+          <w:lang w:val="de-DE"/>
+        </w:rPr>
+        <w:t>Hilfskarte</w:t>
+      </w:r>
+      <w:proofErr w:type="gramEnd"/>
       <w:r>
         <w:rPr>
           <w:sz w:val="21"/>
@@ -774,6 +832,7 @@
       <w:pPr>
         <w:pStyle w:val="Textkrper"/>
         <w:spacing w:line="247" w:lineRule="exact"/>
+        <w:jc w:val="both"/>
         <w:rPr>
           <w:sz w:val="21"/>
           <w:szCs w:val="21"/>
@@ -810,7 +869,7 @@
                     <pic:cNvPicPr/>
                   </pic:nvPicPr>
                   <pic:blipFill>
-                    <a:blip r:embed="rId10" cstate="print"/>
+                    <a:blip r:embed="rId14" cstate="print"/>
                     <a:stretch>
                       <a:fillRect/>
                     </a:stretch>
@@ -851,6 +910,7 @@
         </w:tabs>
         <w:spacing w:before="5" w:line="240" w:lineRule="auto"/>
         <w:ind w:left="257"/>
+        <w:jc w:val="both"/>
         <w:rPr>
           <w:sz w:val="21"/>
           <w:szCs w:val="21"/>
@@ -905,6 +965,7 @@
         <w:pStyle w:val="Textkrper"/>
         <w:spacing w:before="55" w:line="228" w:lineRule="exact"/>
         <w:ind w:right="803"/>
+        <w:jc w:val="both"/>
         <w:rPr>
           <w:sz w:val="21"/>
           <w:szCs w:val="21"/>
@@ -953,7 +1014,23 @@
           <w:szCs w:val="21"/>
           <w:lang w:val="de-DE"/>
         </w:rPr>
-        <w:t xml:space="preserve">auf die Leinwand. Verbinde die Trainingsdaten mit dem </w:t>
+        <w:t>auf die Leinwand. Verbinde die</w:t>
+      </w:r>
+      <w:r>
+        <w:rPr>
+          <w:sz w:val="21"/>
+          <w:szCs w:val="21"/>
+          <w:lang w:val="de-DE"/>
+        </w:rPr>
+        <w:t xml:space="preserve"> </w:t>
+      </w:r>
+      <w:r>
+        <w:rPr>
+          <w:sz w:val="21"/>
+          <w:szCs w:val="21"/>
+          <w:lang w:val="de-DE"/>
+        </w:rPr>
+        <w:t xml:space="preserve">Trainingsdaten mit dem </w:t>
       </w:r>
       <w:proofErr w:type="spellStart"/>
       <w:r>
@@ -984,18 +1061,81 @@
         </w:tabs>
         <w:spacing w:before="56" w:line="228" w:lineRule="exact"/>
         <w:ind w:right="795"/>
-        <w:rPr>
-          <w:sz w:val="20"/>
-          <w:lang w:val="de-DE"/>
-        </w:rPr>
-      </w:pPr>
+        <w:jc w:val="both"/>
+        <w:rPr>
+          <w:lang w:val="de-DE"/>
+        </w:rPr>
+        <w:sectPr>
+          <w:headerReference w:type="default" r:id="rId15"/>
+          <w:footerReference w:type="default" r:id="rId16"/>
+          <w:type w:val="continuous"/>
+          <w:pgSz w:w="11910" w:h="16840"/>
+          <w:pgMar w:top="880" w:right="620" w:bottom="640" w:left="1300" w:header="508" w:footer="441" w:gutter="0"/>
+          <w:pgNumType w:start="1"/>
+          <w:cols w:space="720"/>
+        </w:sectPr>
+      </w:pPr>
+      <w:r>
+        <w:rPr>
+          <w:noProof/>
+        </w:rPr>
+        <w:drawing>
+          <wp:anchor distT="0" distB="0" distL="114300" distR="114300" simplePos="0" relativeHeight="251658752" behindDoc="0" locked="0" layoutInCell="1" allowOverlap="1" wp14:anchorId="3891AFAC" wp14:editId="191E9033">
+            <wp:simplePos x="0" y="0"/>
+            <wp:positionH relativeFrom="column">
+              <wp:posOffset>1120144</wp:posOffset>
+            </wp:positionH>
+            <wp:positionV relativeFrom="page">
+              <wp:posOffset>8354571</wp:posOffset>
+            </wp:positionV>
+            <wp:extent cx="1120140" cy="137795"/>
+            <wp:effectExtent l="0" t="0" r="3810" b="0"/>
+            <wp:wrapNone/>
+            <wp:docPr id="16" name="Grafik 16"/>
+            <wp:cNvGraphicFramePr>
+              <a:graphicFrameLocks xmlns:a="http://schemas.openxmlformats.org/drawingml/2006/main" noChangeAspect="1"/>
+            </wp:cNvGraphicFramePr>
+            <a:graphic xmlns:a="http://schemas.openxmlformats.org/drawingml/2006/main">
+              <a:graphicData uri="http://schemas.openxmlformats.org/drawingml/2006/picture">
+                <pic:pic xmlns:pic="http://schemas.openxmlformats.org/drawingml/2006/picture">
+                  <pic:nvPicPr>
+                    <pic:cNvPr id="1" name=""/>
+                    <pic:cNvPicPr/>
+                  </pic:nvPicPr>
+                  <pic:blipFill>
+                    <a:blip r:embed="rId17">
+                      <a:extLst>
+                        <a:ext uri="{28A0092B-C50C-407E-A947-70E740481C1C}">
+                          <a14:useLocalDpi xmlns:a14="http://schemas.microsoft.com/office/drawing/2010/main" val="0"/>
+                        </a:ext>
+                      </a:extLst>
+                    </a:blip>
+                    <a:stretch>
+                      <a:fillRect/>
+                    </a:stretch>
+                  </pic:blipFill>
+                  <pic:spPr>
+                    <a:xfrm>
+                      <a:off x="0" y="0"/>
+                      <a:ext cx="1120140" cy="137795"/>
+                    </a:xfrm>
+                    <a:prstGeom prst="rect">
+                      <a:avLst/>
+                    </a:prstGeom>
+                  </pic:spPr>
+                </pic:pic>
+              </a:graphicData>
+            </a:graphic>
+          </wp:anchor>
+        </w:drawing>
+      </w:r>
       <w:r>
         <w:rPr>
           <w:noProof/>
           <w:sz w:val="20"/>
         </w:rPr>
         <w:drawing>
-          <wp:anchor distT="0" distB="0" distL="114300" distR="114300" simplePos="0" relativeHeight="251673088" behindDoc="0" locked="0" layoutInCell="1" allowOverlap="1" wp14:anchorId="4D69EE39" wp14:editId="12C594B0">
+          <wp:anchor distT="0" distB="0" distL="114300" distR="114300" simplePos="0" relativeHeight="251673088" behindDoc="0" locked="0" layoutInCell="1" allowOverlap="1" wp14:anchorId="4D69EE39" wp14:editId="12B7EA21">
             <wp:simplePos x="0" y="0"/>
             <wp:positionH relativeFrom="column">
               <wp:posOffset>181248</wp:posOffset>
@@ -1018,7 +1158,7 @@
                     <pic:cNvPicPr/>
                   </pic:nvPicPr>
                   <pic:blipFill>
-                    <a:blip r:embed="rId11" cstate="print">
+                    <a:blip r:embed="rId18" cstate="print">
                       <a:extLst>
                         <a:ext uri="{28A0092B-C50C-407E-A947-70E740481C1C}">
                           <a14:useLocalDpi xmlns:a14="http://schemas.microsoft.com/office/drawing/2010/main" val="0"/>
@@ -1046,60 +1186,6 @@
       </w:r>
       <w:r>
         <w:rPr>
-          <w:noProof/>
-        </w:rPr>
-        <w:drawing>
-          <wp:anchor distT="0" distB="0" distL="114300" distR="114300" simplePos="0" relativeHeight="251658752" behindDoc="0" locked="0" layoutInCell="1" allowOverlap="1" wp14:anchorId="3891AFAC" wp14:editId="7EF9D957">
-            <wp:simplePos x="0" y="0"/>
-            <wp:positionH relativeFrom="column">
-              <wp:posOffset>1086485</wp:posOffset>
-            </wp:positionH>
-            <wp:positionV relativeFrom="page">
-              <wp:posOffset>8517618</wp:posOffset>
-            </wp:positionV>
-            <wp:extent cx="1120140" cy="137795"/>
-            <wp:effectExtent l="0" t="0" r="3810" b="0"/>
-            <wp:wrapNone/>
-            <wp:docPr id="16" name="Grafik 16"/>
-            <wp:cNvGraphicFramePr>
-              <a:graphicFrameLocks xmlns:a="http://schemas.openxmlformats.org/drawingml/2006/main" noChangeAspect="1"/>
-            </wp:cNvGraphicFramePr>
-            <a:graphic xmlns:a="http://schemas.openxmlformats.org/drawingml/2006/main">
-              <a:graphicData uri="http://schemas.openxmlformats.org/drawingml/2006/picture">
-                <pic:pic xmlns:pic="http://schemas.openxmlformats.org/drawingml/2006/picture">
-                  <pic:nvPicPr>
-                    <pic:cNvPr id="1" name=""/>
-                    <pic:cNvPicPr/>
-                  </pic:nvPicPr>
-                  <pic:blipFill>
-                    <a:blip r:embed="rId12">
-                      <a:extLst>
-                        <a:ext uri="{28A0092B-C50C-407E-A947-70E740481C1C}">
-                          <a14:useLocalDpi xmlns:a14="http://schemas.microsoft.com/office/drawing/2010/main" val="0"/>
-                        </a:ext>
-                      </a:extLst>
-                    </a:blip>
-                    <a:stretch>
-                      <a:fillRect/>
-                    </a:stretch>
-                  </pic:blipFill>
-                  <pic:spPr>
-                    <a:xfrm>
-                      <a:off x="0" y="0"/>
-                      <a:ext cx="1120140" cy="137795"/>
-                    </a:xfrm>
-                    <a:prstGeom prst="rect">
-                      <a:avLst/>
-                    </a:prstGeom>
-                  </pic:spPr>
-                </pic:pic>
-              </a:graphicData>
-            </a:graphic>
-          </wp:anchor>
-        </w:drawing>
-      </w:r>
-      <w:r>
-        <w:rPr>
           <w:sz w:val="21"/>
           <w:szCs w:val="21"/>
           <w:lang w:val="de-DE"/>
@@ -1166,6 +1252,7 @@
         </w:rPr>
         <w:t xml:space="preserve"> </w:t>
       </w:r>
+      <w:proofErr w:type="gramStart"/>
       <w:r>
         <w:rPr>
           <w:sz w:val="21"/>
@@ -1197,7 +1284,16 @@
           <w:szCs w:val="21"/>
           <w:lang w:val="de-DE"/>
         </w:rPr>
-        <w:t xml:space="preserve">gesetzt ist (siehe auch Hilfskarte </w:t>
+        <w:t>gesetzt</w:t>
+      </w:r>
+      <w:proofErr w:type="gramEnd"/>
+      <w:r>
+        <w:rPr>
+          <w:sz w:val="21"/>
+          <w:szCs w:val="21"/>
+          <w:lang w:val="de-DE"/>
+        </w:rPr>
+        <w:t xml:space="preserve"> ist (siehe auch Hilfskarte </w:t>
       </w:r>
       <w:r>
         <w:rPr>
@@ -1215,26 +1311,14 @@
         </w:rPr>
         <w:t xml:space="preserve"> )</w:t>
       </w:r>
-    </w:p>
-    <w:p>
-      <w:pPr>
-        <w:rPr>
-          <w:lang w:val="de-DE"/>
-        </w:rPr>
-        <w:sectPr>
-          <w:headerReference w:type="even" r:id="rId13"/>
-          <w:headerReference w:type="default" r:id="rId14"/>
-          <w:footerReference w:type="even" r:id="rId15"/>
-          <w:footerReference w:type="default" r:id="rId16"/>
-          <w:headerReference w:type="first" r:id="rId17"/>
-          <w:footerReference w:type="first" r:id="rId18"/>
-          <w:type w:val="continuous"/>
-          <w:pgSz w:w="11910" w:h="16840"/>
-          <w:pgMar w:top="880" w:right="620" w:bottom="640" w:left="1300" w:header="508" w:footer="441" w:gutter="0"/>
-          <w:pgNumType w:start="1"/>
-          <w:cols w:space="720"/>
-        </w:sectPr>
-      </w:pPr>
+      <w:r>
+        <w:rPr>
+          <w:sz w:val="21"/>
+          <w:szCs w:val="21"/>
+          <w:lang w:val="de-DE"/>
+        </w:rPr>
+        <w:t>.</w:t>
+      </w:r>
     </w:p>
     <w:p>
       <w:pPr>
@@ -1257,6 +1341,7 @@
         </w:tabs>
         <w:spacing w:beforeLines="60" w:before="144" w:after="160" w:line="288" w:lineRule="auto"/>
         <w:ind w:left="0" w:firstLine="0"/>
+        <w:jc w:val="both"/>
         <w:rPr>
           <w:sz w:val="21"/>
           <w:szCs w:val="21"/>
@@ -1395,15 +1480,15 @@
         </w:rPr>
         <w:t>-Widget aus dem Bereich</w:t>
       </w:r>
-    </w:p>
-    <w:p>
-      <w:pPr>
-        <w:pStyle w:val="Textkrper"/>
-        <w:spacing w:line="167" w:lineRule="exact"/>
-        <w:rPr>
-          <w:lang w:val="de-DE"/>
-        </w:rPr>
-      </w:pPr>
+      <w:r>
+        <w:rPr>
+          <w:i/>
+          <w:sz w:val="21"/>
+          <w:szCs w:val="21"/>
+          <w:lang w:val="de-DE"/>
+        </w:rPr>
+        <w:t xml:space="preserve"> </w:t>
+      </w:r>
       <w:proofErr w:type="spellStart"/>
       <w:r>
         <w:rPr>
@@ -1451,15 +1536,6 @@
         </w:rPr>
         <w:t>-Widget. Mit einem Doppelklick</w:t>
       </w:r>
-    </w:p>
-    <w:p>
-      <w:pPr>
-        <w:pStyle w:val="Textkrper"/>
-        <w:spacing w:before="24"/>
-        <w:rPr>
-          <w:lang w:val="de-DE"/>
-        </w:rPr>
-      </w:pPr>
       <w:r>
         <w:rPr>
           <w:noProof/>
@@ -2011,21 +2087,69 @@
           <w:szCs w:val="21"/>
           <w:lang w:val="de-DE"/>
         </w:rPr>
-        <w:t>kannst du dir den Baum ansehen (siehe auch Hilfskarte</w:t>
-      </w:r>
-      <w:r>
-        <w:rPr>
-          <w:sz w:val="21"/>
-          <w:szCs w:val="21"/>
-          <w:lang w:val="de-DE"/>
-        </w:rPr>
-        <w:t xml:space="preserve"> S.4</w:t>
+        <w:t xml:space="preserve">kannst du dir den Baum ansehen </w:t>
+      </w:r>
+      <w:r>
+        <w:rPr>
+          <w:sz w:val="21"/>
+          <w:szCs w:val="21"/>
+          <w:lang w:val="de-DE"/>
+        </w:rPr>
+        <w:br/>
+      </w:r>
+      <w:r>
+        <w:rPr>
+          <w:sz w:val="21"/>
+          <w:szCs w:val="21"/>
+          <w:lang w:val="de-DE"/>
+        </w:rPr>
+        <w:t xml:space="preserve">(siehe auch </w:t>
+      </w:r>
+      <w:proofErr w:type="gramStart"/>
+      <w:r>
+        <w:rPr>
+          <w:sz w:val="21"/>
+          <w:szCs w:val="21"/>
+          <w:lang w:val="de-DE"/>
+        </w:rPr>
+        <w:t>Hilfskarte</w:t>
+      </w:r>
+      <w:proofErr w:type="gramEnd"/>
+      <w:r>
+        <w:rPr>
+          <w:sz w:val="21"/>
+          <w:szCs w:val="21"/>
+          <w:lang w:val="de-DE"/>
+        </w:rPr>
+        <w:t xml:space="preserve"> S.</w:t>
+      </w:r>
+      <w:r>
+        <w:rPr>
+          <w:sz w:val="21"/>
+          <w:szCs w:val="21"/>
+          <w:lang w:val="de-DE"/>
+        </w:rPr>
+        <w:t xml:space="preserve"> </w:t>
+      </w:r>
+      <w:r>
+        <w:rPr>
+          <w:sz w:val="21"/>
+          <w:szCs w:val="21"/>
+          <w:lang w:val="de-DE"/>
+        </w:rPr>
+        <w:t>4</w:t>
       </w:r>
       <w:r>
         <w:rPr>
           <w:lang w:val="de-DE"/>
         </w:rPr>
         <w:t>)</w:t>
+      </w:r>
+      <w:r>
+        <w:rPr>
+          <w:lang w:val="de-DE"/>
+        </w:rPr>
+        <w:t>.</w:t>
       </w:r>
     </w:p>
     <w:p>
@@ -3728,15 +3852,49 @@
           <w:szCs w:val="21"/>
           <w:lang w:val="de-DE"/>
         </w:rPr>
-        <w:t xml:space="preserve">Ein Doppelklick zeigt an, wie das Modell die Daten klassifiziert hat (siehe auch Hilfskarte </w:t>
-      </w:r>
-      <w:r>
-        <w:rPr>
-          <w:sz w:val="21"/>
-          <w:szCs w:val="21"/>
-          <w:lang w:val="de-DE"/>
-        </w:rPr>
-        <w:t>S.5</w:t>
+        <w:t xml:space="preserve">Ein Doppelklick zeigt an, wie das Modell die Daten klassifiziert hat (siehe auch </w:t>
+      </w:r>
+      <w:proofErr w:type="gramStart"/>
+      <w:r>
+        <w:rPr>
+          <w:sz w:val="21"/>
+          <w:szCs w:val="21"/>
+          <w:lang w:val="de-DE"/>
+        </w:rPr>
+        <w:t>Hilfskarte</w:t>
+      </w:r>
+      <w:proofErr w:type="gramEnd"/>
+      <w:r>
+        <w:rPr>
+          <w:sz w:val="21"/>
+          <w:szCs w:val="21"/>
+          <w:lang w:val="de-DE"/>
+        </w:rPr>
+        <w:t xml:space="preserve"> </w:t>
+      </w:r>
+      <w:r>
+        <w:rPr>
+          <w:sz w:val="21"/>
+          <w:szCs w:val="21"/>
+          <w:lang w:val="de-DE"/>
+        </w:rPr>
+        <w:t>S.</w:t>
+      </w:r>
+      <w:r>
+        <w:rPr>
+          <w:sz w:val="21"/>
+          <w:szCs w:val="21"/>
+          <w:lang w:val="de-DE"/>
+        </w:rPr>
+        <w:t xml:space="preserve"> </w:t>
+      </w:r>
+      <w:r>
+        <w:rPr>
+          <w:sz w:val="21"/>
+          <w:szCs w:val="21"/>
+          <w:lang w:val="de-DE"/>
+        </w:rPr>
+        <w:t>5</w:t>
       </w:r>
       <w:r>
         <w:rPr>
@@ -4029,7 +4187,25 @@
           <w:szCs w:val="21"/>
           <w:lang w:val="de-DE"/>
         </w:rPr>
-        <w:t xml:space="preserve">auf die Leinwand (Hilfskarte </w:t>
+        <w:t>auf die Leinwand (</w:t>
+      </w:r>
+      <w:proofErr w:type="gramStart"/>
+      <w:r>
+        <w:rPr>
+          <w:sz w:val="21"/>
+          <w:szCs w:val="21"/>
+          <w:lang w:val="de-DE"/>
+        </w:rPr>
+        <w:t>Hilfskarte</w:t>
+      </w:r>
+      <w:proofErr w:type="gramEnd"/>
+      <w:r>
+        <w:rPr>
+          <w:sz w:val="21"/>
+          <w:szCs w:val="21"/>
+          <w:lang w:val="de-DE"/>
+        </w:rPr>
+        <w:t xml:space="preserve"> </w:t>
       </w:r>
       <w:r>
         <w:rPr>
@@ -4352,19 +4528,36 @@
         <w:pStyle w:val="Textkrper"/>
         <w:spacing w:beforeLines="60" w:before="144" w:after="160" w:line="288" w:lineRule="auto"/>
         <w:ind w:right="803"/>
-        <w:rPr>
-          <w:sz w:val="21"/>
-          <w:szCs w:val="21"/>
-          <w:lang w:val="de-DE"/>
-        </w:rPr>
-      </w:pPr>
-      <w:r>
-        <w:rPr>
-          <w:sz w:val="21"/>
-          <w:szCs w:val="21"/>
-          <w:lang w:val="de-DE"/>
-        </w:rPr>
-        <w:t>Jetzt kannst du das Vorgehen des Computers mit deinem eigenen, manuellen Vorgehen vergleichen.</w:t>
+        <w:jc w:val="both"/>
+        <w:rPr>
+          <w:sz w:val="21"/>
+          <w:szCs w:val="21"/>
+          <w:lang w:val="de-DE"/>
+        </w:rPr>
+      </w:pPr>
+      <w:r>
+        <w:rPr>
+          <w:sz w:val="21"/>
+          <w:szCs w:val="21"/>
+          <w:lang w:val="de-DE"/>
+        </w:rPr>
+        <w:t>Jetzt kannst du das Vorgehen des Computers mit deinem eigenen, manuellen Vorgehen</w:t>
+      </w:r>
+      <w:r>
+        <w:rPr>
+          <w:sz w:val="21"/>
+          <w:szCs w:val="21"/>
+          <w:lang w:val="de-DE"/>
+        </w:rPr>
+        <w:t xml:space="preserve"> V</w:t>
+      </w:r>
+      <w:r>
+        <w:rPr>
+          <w:sz w:val="21"/>
+          <w:szCs w:val="21"/>
+          <w:lang w:val="de-DE"/>
+        </w:rPr>
+        <w:t>ergleichen.</w:t>
       </w:r>
     </w:p>
     <w:p>
@@ -4390,6 +4583,7 @@
         </w:tabs>
         <w:spacing w:beforeLines="60" w:before="144" w:after="160" w:line="288" w:lineRule="auto"/>
         <w:ind w:right="926"/>
+        <w:jc w:val="both"/>
         <w:rPr>
           <w:sz w:val="21"/>
           <w:szCs w:val="21"/>
@@ -4508,6 +4702,7 @@
       <w:pPr>
         <w:pStyle w:val="Textkrper"/>
         <w:spacing w:before="8"/>
+        <w:jc w:val="both"/>
         <w:rPr>
           <w:sz w:val="21"/>
           <w:szCs w:val="21"/>
@@ -4525,6 +4720,7 @@
           <w:tab w:val="left" w:pos="615"/>
         </w:tabs>
         <w:spacing w:beforeLines="60" w:before="144" w:after="160" w:line="288" w:lineRule="auto"/>
+        <w:jc w:val="both"/>
         <w:rPr>
           <w:sz w:val="21"/>
           <w:szCs w:val="21"/>
@@ -4994,6 +5190,8 @@
       <w:pPr>
         <w:spacing w:line="228" w:lineRule="exact"/>
         <w:rPr>
+          <w:sz w:val="21"/>
+          <w:szCs w:val="21"/>
           <w:lang w:val="de-DE"/>
         </w:rPr>
         <w:sectPr>
@@ -5005,78 +5203,11 @@
     </w:p>
     <w:p>
       <w:pPr>
-        <w:pStyle w:val="Textkrper"/>
-        <w:spacing w:before="215"/>
-        <w:ind w:left="117"/>
-        <w:rPr>
-          <w:sz w:val="21"/>
-          <w:szCs w:val="21"/>
-          <w:lang w:val="de-DE"/>
-        </w:rPr>
-      </w:pPr>
-      <w:r>
-        <w:rPr>
-          <w:sz w:val="21"/>
-          <w:szCs w:val="21"/>
-          <w:lang w:val="de-DE"/>
-        </w:rPr>
-        <w:t xml:space="preserve">Das Widget </w:t>
-      </w:r>
-      <w:r>
-        <w:rPr>
-          <w:i/>
-          <w:sz w:val="21"/>
-          <w:szCs w:val="21"/>
-          <w:lang w:val="de-DE"/>
-        </w:rPr>
-        <w:t xml:space="preserve">Data Sampler </w:t>
-      </w:r>
-      <w:r>
-        <w:rPr>
-          <w:sz w:val="21"/>
-          <w:szCs w:val="21"/>
-          <w:lang w:val="de-DE"/>
-        </w:rPr>
-        <w:t>würfelt die Daten dafür zufällig aus (siehe auch Hilfekarte</w:t>
-      </w:r>
-      <w:r>
-        <w:rPr>
-          <w:sz w:val="21"/>
-          <w:szCs w:val="21"/>
-          <w:lang w:val="de-DE"/>
-        </w:rPr>
-        <w:t xml:space="preserve"> </w:t>
-      </w:r>
-      <w:r>
-        <w:rPr>
-          <w:sz w:val="21"/>
-          <w:szCs w:val="21"/>
-          <w:lang w:val="de-DE"/>
-        </w:rPr>
-        <w:br/>
-      </w:r>
-      <w:r>
-        <w:rPr>
-          <w:sz w:val="21"/>
-          <w:szCs w:val="21"/>
-          <w:lang w:val="de-DE"/>
-        </w:rPr>
-        <w:t xml:space="preserve">S. 7) </w:t>
-      </w:r>
-    </w:p>
-    <w:p>
-      <w:pPr>
-        <w:pStyle w:val="Textkrper"/>
-        <w:spacing w:before="215"/>
-        <w:ind w:left="117"/>
-        <w:rPr>
-          <w:lang w:val="de-DE"/>
-        </w:rPr>
-      </w:pPr>
-    </w:p>
-    <w:p>
-      <w:pPr>
-        <w:rPr>
+        <w:ind w:firstLine="83"/>
+        <w:jc w:val="both"/>
+        <w:rPr>
+          <w:sz w:val="21"/>
+          <w:szCs w:val="21"/>
           <w:lang w:val="de-DE"/>
         </w:rPr>
         <w:sectPr>
@@ -5089,6 +5220,64 @@
           </w:cols>
         </w:sectPr>
       </w:pPr>
+      <w:r>
+        <w:rPr>
+          <w:sz w:val="21"/>
+          <w:szCs w:val="21"/>
+          <w:lang w:val="de-DE"/>
+        </w:rPr>
+        <w:t xml:space="preserve">Das Widget Data Sampler würfelt die Daten dafür zufällig aus (siehe auch </w:t>
+      </w:r>
+      <w:proofErr w:type="gramStart"/>
+      <w:r>
+        <w:rPr>
+          <w:sz w:val="21"/>
+          <w:szCs w:val="21"/>
+          <w:lang w:val="de-DE"/>
+        </w:rPr>
+        <w:t>H</w:t>
+      </w:r>
+      <w:r>
+        <w:rPr>
+          <w:sz w:val="21"/>
+          <w:szCs w:val="21"/>
+          <w:lang w:val="de-DE"/>
+        </w:rPr>
+        <w:t>ilfekarte</w:t>
+      </w:r>
+      <w:proofErr w:type="gramEnd"/>
+      <w:r>
+        <w:rPr>
+          <w:sz w:val="21"/>
+          <w:szCs w:val="21"/>
+          <w:lang w:val="de-DE"/>
+        </w:rPr>
+        <w:t xml:space="preserve"> </w:t>
+      </w:r>
+      <w:r>
+        <w:rPr>
+          <w:sz w:val="21"/>
+          <w:szCs w:val="21"/>
+          <w:lang w:val="de-DE"/>
+        </w:rPr>
+        <w:t>S.</w:t>
+      </w:r>
+      <w:r>
+        <w:rPr>
+          <w:sz w:val="21"/>
+          <w:szCs w:val="21"/>
+          <w:lang w:val="de-DE"/>
+        </w:rPr>
+        <w:t xml:space="preserve"> </w:t>
+      </w:r>
+      <w:r>
+        <w:rPr>
+          <w:sz w:val="21"/>
+          <w:szCs w:val="21"/>
+          <w:lang w:val="de-DE"/>
+        </w:rPr>
+        <w:t>7).</w:t>
+      </w:r>
     </w:p>
     <w:p>
       <w:pPr>
@@ -5176,16 +5365,34 @@
           <w:szCs w:val="21"/>
           <w:lang w:val="de-DE"/>
         </w:rPr>
-        <w:t>-Widgets,</w:t>
-      </w:r>
-      <w:r>
-        <w:rPr>
-          <w:sz w:val="21"/>
-          <w:szCs w:val="21"/>
-          <w:lang w:val="de-DE"/>
-        </w:rPr>
-        <w:t xml:space="preserve">   </w:t>
-      </w:r>
+        <w:t>-</w:t>
+      </w:r>
+      <w:proofErr w:type="gramStart"/>
+      <w:r>
+        <w:rPr>
+          <w:sz w:val="21"/>
+          <w:szCs w:val="21"/>
+          <w:lang w:val="de-DE"/>
+        </w:rPr>
+        <w:t>Widgets,</w:t>
+      </w:r>
+      <w:r>
+        <w:rPr>
+          <w:sz w:val="21"/>
+          <w:szCs w:val="21"/>
+          <w:lang w:val="de-DE"/>
+        </w:rPr>
+        <w:t xml:space="preserve">  </w:t>
+      </w:r>
+      <w:r>
+        <w:rPr>
+          <w:sz w:val="21"/>
+          <w:szCs w:val="21"/>
+          <w:lang w:val="de-DE"/>
+        </w:rPr>
+        <w:t xml:space="preserve"> </w:t>
+      </w:r>
+      <w:proofErr w:type="gramEnd"/>
       <w:r>
         <w:rPr>
           <w:sz w:val="21"/>
@@ -5226,7 +5433,23 @@
           <w:szCs w:val="21"/>
           <w:lang w:val="de-DE"/>
         </w:rPr>
-        <w:t>-Widget zu verwenden.</w:t>
+        <w:t>-Widget zu</w:t>
+      </w:r>
+      <w:r>
+        <w:rPr>
+          <w:sz w:val="21"/>
+          <w:szCs w:val="21"/>
+          <w:lang w:val="de-DE"/>
+        </w:rPr>
+        <w:t xml:space="preserve"> </w:t>
+      </w:r>
+      <w:r>
+        <w:rPr>
+          <w:sz w:val="21"/>
+          <w:szCs w:val="21"/>
+          <w:lang w:val="de-DE"/>
+        </w:rPr>
+        <w:t>verwenden.</w:t>
       </w:r>
     </w:p>
     <w:p>
@@ -5833,7 +6056,27 @@
           <w:szCs w:val="21"/>
           <w:lang w:val="de-DE"/>
         </w:rPr>
-        <w:t xml:space="preserve"> of </w:t>
+        <w:t xml:space="preserve"> </w:t>
+      </w:r>
+      <w:proofErr w:type="spellStart"/>
+      <w:r>
+        <w:rPr>
+          <w:i/>
+          <w:sz w:val="21"/>
+          <w:szCs w:val="21"/>
+          <w:lang w:val="de-DE"/>
+        </w:rPr>
+        <w:t>of</w:t>
+      </w:r>
+      <w:proofErr w:type="spellEnd"/>
+      <w:r>
+        <w:rPr>
+          <w:i/>
+          <w:sz w:val="21"/>
+          <w:szCs w:val="21"/>
+          <w:lang w:val="de-DE"/>
+        </w:rPr>
+        <w:t xml:space="preserve"> </w:t>
       </w:r>
       <w:proofErr w:type="spellStart"/>
       <w:r>
@@ -6006,8 +6249,69 @@
 </w:document>
 </file>
 
+<file path=word/comments.xml><?xml version="1.0" encoding="utf-8"?>
+<w:comments xmlns:wpc="http://schemas.microsoft.com/office/word/2010/wordprocessingCanvas" xmlns:cx="http://schemas.microsoft.com/office/drawing/2014/chartex" xmlns:cx1="http://schemas.microsoft.com/office/drawing/2015/9/8/chartex" xmlns:cx2="http://schemas.microsoft.com/office/drawing/2015/10/21/chartex" xmlns:cx3="http://schemas.microsoft.com/office/drawing/2016/5/9/chartex" xmlns:cx4="http://schemas.microsoft.com/office/drawing/2016/5/10/chartex" xmlns:cx5="http://schemas.microsoft.com/office/drawing/2016/5/11/chartex" xmlns:cx6="http://schemas.microsoft.com/office/drawing/2016/5/12/chartex" xmlns:cx7="http://schemas.microsoft.com/office/drawing/2016/5/13/chartex" xmlns:cx8="http://schemas.microsoft.com/office/drawing/2016/5/14/chartex" xmlns:mc="http://schemas.openxmlformats.org/markup-compatibility/2006" xmlns:aink="http://schemas.microsoft.com/office/drawing/2016/ink" xmlns:am3d="http://schemas.microsoft.com/office/drawing/2017/model3d" xmlns:o="urn:schemas-microsoft-com:office:office" xmlns:oel="http://schemas.microsoft.com/office/2019/extlst" xmlns:r="http://schemas.openxmlformats.org/officeDocument/2006/relationships" xmlns:m="http://schemas.openxmlformats.org/officeDocument/2006/math" xmlns:v="urn:schemas-microsoft-com:vml" xmlns:wp14="http://schemas.microsoft.com/office/word/2010/wordprocessingDrawing" xmlns:wp="http://schemas.openxmlformats.org/drawingml/2006/wordprocessingDrawing" xmlns:w10="urn:schemas-microsoft-com:office:word" xmlns:w="http://schemas.openxmlformats.org/wordprocessingml/2006/main" xmlns:w14="http://schemas.microsoft.com/office/word/2010/wordml" xmlns:w15="http://schemas.microsoft.com/office/word/2012/wordml" xmlns:w16cex="http://schemas.microsoft.com/office/word/2018/wordml/cex" xmlns:w16cid="http://schemas.microsoft.com/office/word/2016/wordml/cid" xmlns:w16="http://schemas.microsoft.com/office/word/2018/wordml" xmlns:w16sdtdh="http://schemas.microsoft.com/office/word/2020/wordml/sdtdatahash" xmlns:w16se="http://schemas.microsoft.com/office/word/2015/wordml/symex" xmlns:wpg="http://schemas.microsoft.com/office/word/2010/wordprocessingGroup" xmlns:wpi="http://schemas.microsoft.com/office/word/2010/wordprocessingInk" xmlns:wne="http://schemas.microsoft.com/office/word/2006/wordml" xmlns:wps="http://schemas.microsoft.com/office/word/2010/wordprocessingShape" mc:Ignorable="w14 w15 w16se w16cid w16 w16cex w16sdtdh wp14">
+  <w:comment w:id="0" w:author="Müller, Maximilian | Wissensfabrik" w:date="2023-07-03T13:22:00Z" w:initials="MM">
+    <w:p>
+      <w:pPr>
+        <w:pStyle w:val="Kommentartext"/>
+      </w:pPr>
+      <w:r>
+        <w:rPr>
+          <w:rStyle w:val="Kommentarzeichen"/>
+        </w:rPr>
+        <w:annotationRef/>
+      </w:r>
+      <w:r>
+        <w:t>Das Seitenlayout/die Formatierung stimmt nicht.</w:t>
+      </w:r>
+    </w:p>
+  </w:comment>
+  <w:comment w:id="1" w:author="Müller, Maximilian | Wissensfabrik" w:date="2023-07-06T14:36:00Z" w:initials="MM">
+    <w:p>
+      <w:pPr>
+        <w:pStyle w:val="Kommentartext"/>
+      </w:pPr>
+      <w:r>
+        <w:rPr>
+          <w:rStyle w:val="Kommentarzeichen"/>
+        </w:rPr>
+        <w:annotationRef/>
+      </w:r>
+      <w:r>
+        <w:rPr>
+          <w:color w:val="231F20"/>
+        </w:rPr>
+        <w:t>Formatierung zu Blocksatz nicht möglich.</w:t>
+      </w:r>
+    </w:p>
+  </w:comment>
+</w:comments>
+</file>
+
+<file path=word/commentsExtended.xml><?xml version="1.0" encoding="utf-8"?>
+<w15:commentsEx xmlns:wpc="http://schemas.microsoft.com/office/word/2010/wordprocessingCanvas" xmlns:cx="http://schemas.microsoft.com/office/drawing/2014/chartex" xmlns:cx1="http://schemas.microsoft.com/office/drawing/2015/9/8/chartex" xmlns:cx2="http://schemas.microsoft.com/office/drawing/2015/10/21/chartex" xmlns:cx3="http://schemas.microsoft.com/office/drawing/2016/5/9/chartex" xmlns:cx4="http://schemas.microsoft.com/office/drawing/2016/5/10/chartex" xmlns:cx5="http://schemas.microsoft.com/office/drawing/2016/5/11/chartex" xmlns:cx6="http://schemas.microsoft.com/office/drawing/2016/5/12/chartex" xmlns:cx7="http://schemas.microsoft.com/office/drawing/2016/5/13/chartex" xmlns:cx8="http://schemas.microsoft.com/office/drawing/2016/5/14/chartex" xmlns:mc="http://schemas.openxmlformats.org/markup-compatibility/2006" xmlns:aink="http://schemas.microsoft.com/office/drawing/2016/ink" xmlns:am3d="http://schemas.microsoft.com/office/drawing/2017/model3d" xmlns:o="urn:schemas-microsoft-com:office:office" xmlns:oel="http://schemas.microsoft.com/office/2019/extlst" xmlns:r="http://schemas.openxmlformats.org/officeDocument/2006/relationships" xmlns:m="http://schemas.openxmlformats.org/officeDocument/2006/math" xmlns:v="urn:schemas-microsoft-com:vml" xmlns:wp14="http://schemas.microsoft.com/office/word/2010/wordprocessingDrawing" xmlns:wp="http://schemas.openxmlformats.org/drawingml/2006/wordprocessingDrawing" xmlns:w10="urn:schemas-microsoft-com:office:word" xmlns:w="http://schemas.openxmlformats.org/wordprocessingml/2006/main" xmlns:w14="http://schemas.microsoft.com/office/word/2010/wordml" xmlns:w15="http://schemas.microsoft.com/office/word/2012/wordml" xmlns:w16cex="http://schemas.microsoft.com/office/word/2018/wordml/cex" xmlns:w16cid="http://schemas.microsoft.com/office/word/2016/wordml/cid" xmlns:w16="http://schemas.microsoft.com/office/word/2018/wordml" xmlns:w16sdtdh="http://schemas.microsoft.com/office/word/2020/wordml/sdtdatahash" xmlns:w16se="http://schemas.microsoft.com/office/word/2015/wordml/symex" xmlns:wpg="http://schemas.microsoft.com/office/word/2010/wordprocessingGroup" xmlns:wpi="http://schemas.microsoft.com/office/word/2010/wordprocessingInk" xmlns:wne="http://schemas.microsoft.com/office/word/2006/wordml" xmlns:wps="http://schemas.microsoft.com/office/word/2010/wordprocessingShape" mc:Ignorable="w14 w15 w16se w16cid w16 w16cex w16sdtdh wp14">
+  <w15:commentEx w15:paraId="5E576314" w15:done="0"/>
+  <w15:commentEx w15:paraId="501627FA" w15:paraIdParent="5E576314" w15:done="0"/>
+</w15:commentsEx>
+</file>
+
+<file path=word/commentsExtensible.xml><?xml version="1.0" encoding="utf-8"?>
+<w16cex:commentsExtensible xmlns:wpc="http://schemas.microsoft.com/office/word/2010/wordprocessingCanvas" xmlns:cx="http://schemas.microsoft.com/office/drawing/2014/chartex" xmlns:cx1="http://schemas.microsoft.com/office/drawing/2015/9/8/chartex" xmlns:cx2="http://schemas.microsoft.com/office/drawing/2015/10/21/chartex" xmlns:cx3="http://schemas.microsoft.com/office/drawing/2016/5/9/chartex" xmlns:cx4="http://schemas.microsoft.com/office/drawing/2016/5/10/chartex" xmlns:cx5="http://schemas.microsoft.com/office/drawing/2016/5/11/chartex" xmlns:cx6="http://schemas.microsoft.com/office/drawing/2016/5/12/chartex" xmlns:cx7="http://schemas.microsoft.com/office/drawing/2016/5/13/chartex" xmlns:cx8="http://schemas.microsoft.com/office/drawing/2016/5/14/chartex" xmlns:mc="http://schemas.openxmlformats.org/markup-compatibility/2006" xmlns:aink="http://schemas.microsoft.com/office/drawing/2016/ink" xmlns:am3d="http://schemas.microsoft.com/office/drawing/2017/model3d" xmlns:o="urn:schemas-microsoft-com:office:office" xmlns:oel="http://schemas.microsoft.com/office/2019/extlst" xmlns:r="http://schemas.openxmlformats.org/officeDocument/2006/relationships" xmlns:m="http://schemas.openxmlformats.org/officeDocument/2006/math" xmlns:v="urn:schemas-microsoft-com:vml" xmlns:wp14="http://schemas.microsoft.com/office/word/2010/wordprocessingDrawing" xmlns:wp="http://schemas.openxmlformats.org/drawingml/2006/wordprocessingDrawing" xmlns:w10="urn:schemas-microsoft-com:office:word" xmlns:w="http://schemas.openxmlformats.org/wordprocessingml/2006/main" xmlns:w14="http://schemas.microsoft.com/office/word/2010/wordml" xmlns:w15="http://schemas.microsoft.com/office/word/2012/wordml" xmlns:w16cex="http://schemas.microsoft.com/office/word/2018/wordml/cex" xmlns:w16cid="http://schemas.microsoft.com/office/word/2016/wordml/cid" xmlns:w16="http://schemas.microsoft.com/office/word/2018/wordml" xmlns:w16sdtdh="http://schemas.microsoft.com/office/word/2020/wordml/sdtdatahash" xmlns:w16se="http://schemas.microsoft.com/office/word/2015/wordml/symex" xmlns:wpg="http://schemas.microsoft.com/office/word/2010/wordprocessingGroup" xmlns:wpi="http://schemas.microsoft.com/office/word/2010/wordprocessingInk" xmlns:wne="http://schemas.microsoft.com/office/word/2006/wordml" xmlns:wps="http://schemas.microsoft.com/office/word/2010/wordprocessingShape" mc:Ignorable="w14 w15 w16se w16cid w16 w16cex w16sdtdh wp14">
+  <w16cex:commentExtensible w16cex:durableId="284D4A22" w16cex:dateUtc="2023-07-03T11:22:00Z"/>
+  <w16cex:commentExtensible w16cex:durableId="28514FFA" w16cex:dateUtc="2023-07-06T12:36:00Z"/>
+</w16cex:commentsExtensible>
+</file>
+
+<file path=word/commentsIds.xml><?xml version="1.0" encoding="utf-8"?>
+<w16cid:commentsIds xmlns:wpc="http://schemas.microsoft.com/office/word/2010/wordprocessingCanvas" xmlns:cx="http://schemas.microsoft.com/office/drawing/2014/chartex" xmlns:cx1="http://schemas.microsoft.com/office/drawing/2015/9/8/chartex" xmlns:cx2="http://schemas.microsoft.com/office/drawing/2015/10/21/chartex" xmlns:cx3="http://schemas.microsoft.com/office/drawing/2016/5/9/chartex" xmlns:cx4="http://schemas.microsoft.com/office/drawing/2016/5/10/chartex" xmlns:cx5="http://schemas.microsoft.com/office/drawing/2016/5/11/chartex" xmlns:cx6="http://schemas.microsoft.com/office/drawing/2016/5/12/chartex" xmlns:cx7="http://schemas.microsoft.com/office/drawing/2016/5/13/chartex" xmlns:cx8="http://schemas.microsoft.com/office/drawing/2016/5/14/chartex" xmlns:mc="http://schemas.openxmlformats.org/markup-compatibility/2006" xmlns:aink="http://schemas.microsoft.com/office/drawing/2016/ink" xmlns:am3d="http://schemas.microsoft.com/office/drawing/2017/model3d" xmlns:o="urn:schemas-microsoft-com:office:office" xmlns:oel="http://schemas.microsoft.com/office/2019/extlst" xmlns:r="http://schemas.openxmlformats.org/officeDocument/2006/relationships" xmlns:m="http://schemas.openxmlformats.org/officeDocument/2006/math" xmlns:v="urn:schemas-microsoft-com:vml" xmlns:wp14="http://schemas.microsoft.com/office/word/2010/wordprocessingDrawing" xmlns:wp="http://schemas.openxmlformats.org/drawingml/2006/wordprocessingDrawing" xmlns:w10="urn:schemas-microsoft-com:office:word" xmlns:w="http://schemas.openxmlformats.org/wordprocessingml/2006/main" xmlns:w14="http://schemas.microsoft.com/office/word/2010/wordml" xmlns:w15="http://schemas.microsoft.com/office/word/2012/wordml" xmlns:w16cex="http://schemas.microsoft.com/office/word/2018/wordml/cex" xmlns:w16cid="http://schemas.microsoft.com/office/word/2016/wordml/cid" xmlns:w16="http://schemas.microsoft.com/office/word/2018/wordml" xmlns:w16sdtdh="http://schemas.microsoft.com/office/word/2020/wordml/sdtdatahash" xmlns:w16se="http://schemas.microsoft.com/office/word/2015/wordml/symex" xmlns:wpg="http://schemas.microsoft.com/office/word/2010/wordprocessingGroup" xmlns:wpi="http://schemas.microsoft.com/office/word/2010/wordprocessingInk" xmlns:wne="http://schemas.microsoft.com/office/word/2006/wordml" xmlns:wps="http://schemas.microsoft.com/office/word/2010/wordprocessingShape" mc:Ignorable="w14 w15 w16se w16cid w16 w16cex w16sdtdh wp14">
+  <w16cid:commentId w16cid:paraId="5E576314" w16cid:durableId="284D4A22"/>
+  <w16cid:commentId w16cid:paraId="501627FA" w16cid:durableId="28514FFA"/>
+</w16cid:commentsIds>
+</file>
+
 <file path=word/endnotes.xml><?xml version="1.0" encoding="utf-8"?>
-<w:endnotes xmlns:wpc="http://schemas.microsoft.com/office/word/2010/wordprocessingCanvas" xmlns:cx="http://schemas.microsoft.com/office/drawing/2014/chartex" xmlns:cx1="http://schemas.microsoft.com/office/drawing/2015/9/8/chartex" xmlns:cx2="http://schemas.microsoft.com/office/drawing/2015/10/21/chartex" xmlns:cx3="http://schemas.microsoft.com/office/drawing/2016/5/9/chartex" xmlns:cx4="http://schemas.microsoft.com/office/drawing/2016/5/10/chartex" xmlns:cx5="http://schemas.microsoft.com/office/drawing/2016/5/11/chartex" xmlns:cx6="http://schemas.microsoft.com/office/drawing/2016/5/12/chartex" xmlns:cx7="http://schemas.microsoft.com/office/drawing/2016/5/13/chartex" xmlns:cx8="http://schemas.microsoft.com/office/drawing/2016/5/14/chartex" xmlns:mc="http://schemas.openxmlformats.org/markup-compatibility/2006" xmlns:aink="http://schemas.microsoft.com/office/drawing/2016/ink" xmlns:am3d="http://schemas.microsoft.com/office/drawing/2017/model3d" xmlns:o="urn:schemas-microsoft-com:office:office" xmlns:r="http://schemas.openxmlformats.org/officeDocument/2006/relationships" xmlns:m="http://schemas.openxmlformats.org/officeDocument/2006/math" xmlns:v="urn:schemas-microsoft-com:vml" xmlns:wp14="http://schemas.microsoft.com/office/word/2010/wordprocessingDrawing" xmlns:wp="http://schemas.openxmlformats.org/drawingml/2006/wordprocessingDrawing" xmlns:w10="urn:schemas-microsoft-com:office:word" xmlns:w="http://schemas.openxmlformats.org/wordprocessingml/2006/main" xmlns:w14="http://schemas.microsoft.com/office/word/2010/wordml" xmlns:w15="http://schemas.microsoft.com/office/word/2012/wordml" xmlns:w16cex="http://schemas.microsoft.com/office/word/2018/wordml/cex" xmlns:w16cid="http://schemas.microsoft.com/office/word/2016/wordml/cid" xmlns:w16="http://schemas.microsoft.com/office/word/2018/wordml" xmlns:w16sdtdh="http://schemas.microsoft.com/office/word/2020/wordml/sdtdatahash" xmlns:w16se="http://schemas.microsoft.com/office/word/2015/wordml/symex" xmlns:wpg="http://schemas.microsoft.com/office/word/2010/wordprocessingGroup" xmlns:wpi="http://schemas.microsoft.com/office/word/2010/wordprocessingInk" xmlns:wne="http://schemas.microsoft.com/office/word/2006/wordml" xmlns:wps="http://schemas.microsoft.com/office/word/2010/wordprocessingShape" mc:Ignorable="w14 w15 w16se w16cid w16 w16cex w16sdtdh wp14">
+<w:endnotes xmlns:wpc="http://schemas.microsoft.com/office/word/2010/wordprocessingCanvas" xmlns:cx="http://schemas.microsoft.com/office/drawing/2014/chartex" xmlns:cx1="http://schemas.microsoft.com/office/drawing/2015/9/8/chartex" xmlns:cx2="http://schemas.microsoft.com/office/drawing/2015/10/21/chartex" xmlns:cx3="http://schemas.microsoft.com/office/drawing/2016/5/9/chartex" xmlns:cx4="http://schemas.microsoft.com/office/drawing/2016/5/10/chartex" xmlns:cx5="http://schemas.microsoft.com/office/drawing/2016/5/11/chartex" xmlns:cx6="http://schemas.microsoft.com/office/drawing/2016/5/12/chartex" xmlns:cx7="http://schemas.microsoft.com/office/drawing/2016/5/13/chartex" xmlns:cx8="http://schemas.microsoft.com/office/drawing/2016/5/14/chartex" xmlns:mc="http://schemas.openxmlformats.org/markup-compatibility/2006" xmlns:aink="http://schemas.microsoft.com/office/drawing/2016/ink" xmlns:am3d="http://schemas.microsoft.com/office/drawing/2017/model3d" xmlns:o="urn:schemas-microsoft-com:office:office" xmlns:oel="http://schemas.microsoft.com/office/2019/extlst" xmlns:r="http://schemas.openxmlformats.org/officeDocument/2006/relationships" xmlns:m="http://schemas.openxmlformats.org/officeDocument/2006/math" xmlns:v="urn:schemas-microsoft-com:vml" xmlns:wp14="http://schemas.microsoft.com/office/word/2010/wordprocessingDrawing" xmlns:wp="http://schemas.openxmlformats.org/drawingml/2006/wordprocessingDrawing" xmlns:w10="urn:schemas-microsoft-com:office:word" xmlns:w="http://schemas.openxmlformats.org/wordprocessingml/2006/main" xmlns:w14="http://schemas.microsoft.com/office/word/2010/wordml" xmlns:w15="http://schemas.microsoft.com/office/word/2012/wordml" xmlns:w16cex="http://schemas.microsoft.com/office/word/2018/wordml/cex" xmlns:w16cid="http://schemas.microsoft.com/office/word/2016/wordml/cid" xmlns:w16="http://schemas.microsoft.com/office/word/2018/wordml" xmlns:w16sdtdh="http://schemas.microsoft.com/office/word/2020/wordml/sdtdatahash" xmlns:w16se="http://schemas.microsoft.com/office/word/2015/wordml/symex" xmlns:wpg="http://schemas.microsoft.com/office/word/2010/wordprocessingGroup" xmlns:wpi="http://schemas.microsoft.com/office/word/2010/wordprocessingInk" xmlns:wne="http://schemas.microsoft.com/office/word/2006/wordml" xmlns:wps="http://schemas.microsoft.com/office/word/2010/wordprocessingShape" mc:Ignorable="w14 w15 w16se w16cid w16 w16cex w16sdtdh wp14">
   <w:endnote w:type="separator" w:id="-1">
     <w:p>
       <w:r>
@@ -6026,17 +6330,7 @@
 </file>
 
 <file path=word/footer1.xml><?xml version="1.0" encoding="utf-8"?>
-<w:ftr xmlns:wpc="http://schemas.microsoft.com/office/word/2010/wordprocessingCanvas" xmlns:cx="http://schemas.microsoft.com/office/drawing/2014/chartex" xmlns:cx1="http://schemas.microsoft.com/office/drawing/2015/9/8/chartex" xmlns:cx2="http://schemas.microsoft.com/office/drawing/2015/10/21/chartex" xmlns:cx3="http://schemas.microsoft.com/office/drawing/2016/5/9/chartex" xmlns:cx4="http://schemas.microsoft.com/office/drawing/2016/5/10/chartex" xmlns:cx5="http://schemas.microsoft.com/office/drawing/2016/5/11/chartex" xmlns:cx6="http://schemas.microsoft.com/office/drawing/2016/5/12/chartex" xmlns:cx7="http://schemas.microsoft.com/office/drawing/2016/5/13/chartex" xmlns:cx8="http://schemas.microsoft.com/office/drawing/2016/5/14/chartex" xmlns:mc="http://schemas.openxmlformats.org/markup-compatibility/2006" xmlns:aink="http://schemas.microsoft.com/office/drawing/2016/ink" xmlns:am3d="http://schemas.microsoft.com/office/drawing/2017/model3d" xmlns:o="urn:schemas-microsoft-com:office:office" xmlns:r="http://schemas.openxmlformats.org/officeDocument/2006/relationships" xmlns:m="http://schemas.openxmlformats.org/officeDocument/2006/math" xmlns:v="urn:schemas-microsoft-com:vml" xmlns:wp14="http://schemas.microsoft.com/office/word/2010/wordprocessingDrawing" xmlns:wp="http://schemas.openxmlformats.org/drawingml/2006/wordprocessingDrawing" xmlns:w10="urn:schemas-microsoft-com:office:word" xmlns:w="http://schemas.openxmlformats.org/wordprocessingml/2006/main" xmlns:w14="http://schemas.microsoft.com/office/word/2010/wordml" xmlns:w15="http://schemas.microsoft.com/office/word/2012/wordml" xmlns:w16cex="http://schemas.microsoft.com/office/word/2018/wordml/cex" xmlns:w16cid="http://schemas.microsoft.com/office/word/2016/wordml/cid" xmlns:w16="http://schemas.microsoft.com/office/word/2018/wordml" xmlns:w16sdtdh="http://schemas.microsoft.com/office/word/2020/wordml/sdtdatahash" xmlns:w16se="http://schemas.microsoft.com/office/word/2015/wordml/symex" xmlns:wpg="http://schemas.microsoft.com/office/word/2010/wordprocessingGroup" xmlns:wpi="http://schemas.microsoft.com/office/word/2010/wordprocessingInk" xmlns:wne="http://schemas.microsoft.com/office/word/2006/wordml" xmlns:wps="http://schemas.microsoft.com/office/word/2010/wordprocessingShape" mc:Ignorable="w14 w15 w16se w16cid w16 w16cex w16sdtdh wp14">
-  <w:p>
-    <w:pPr>
-      <w:pStyle w:val="Fuzeile"/>
-    </w:pPr>
-  </w:p>
-</w:ftr>
-</file>
-
-<file path=word/footer2.xml><?xml version="1.0" encoding="utf-8"?>
-<w:ftr xmlns:wpc="http://schemas.microsoft.com/office/word/2010/wordprocessingCanvas" xmlns:cx="http://schemas.microsoft.com/office/drawing/2014/chartex" xmlns:cx1="http://schemas.microsoft.com/office/drawing/2015/9/8/chartex" xmlns:cx2="http://schemas.microsoft.com/office/drawing/2015/10/21/chartex" xmlns:cx3="http://schemas.microsoft.com/office/drawing/2016/5/9/chartex" xmlns:cx4="http://schemas.microsoft.com/office/drawing/2016/5/10/chartex" xmlns:cx5="http://schemas.microsoft.com/office/drawing/2016/5/11/chartex" xmlns:cx6="http://schemas.microsoft.com/office/drawing/2016/5/12/chartex" xmlns:cx7="http://schemas.microsoft.com/office/drawing/2016/5/13/chartex" xmlns:cx8="http://schemas.microsoft.com/office/drawing/2016/5/14/chartex" xmlns:mc="http://schemas.openxmlformats.org/markup-compatibility/2006" xmlns:aink="http://schemas.microsoft.com/office/drawing/2016/ink" xmlns:am3d="http://schemas.microsoft.com/office/drawing/2017/model3d" xmlns:o="urn:schemas-microsoft-com:office:office" xmlns:r="http://schemas.openxmlformats.org/officeDocument/2006/relationships" xmlns:m="http://schemas.openxmlformats.org/officeDocument/2006/math" xmlns:v="urn:schemas-microsoft-com:vml" xmlns:wp14="http://schemas.microsoft.com/office/word/2010/wordprocessingDrawing" xmlns:wp="http://schemas.openxmlformats.org/drawingml/2006/wordprocessingDrawing" xmlns:w10="urn:schemas-microsoft-com:office:word" xmlns:w="http://schemas.openxmlformats.org/wordprocessingml/2006/main" xmlns:w14="http://schemas.microsoft.com/office/word/2010/wordml" xmlns:w15="http://schemas.microsoft.com/office/word/2012/wordml" xmlns:w16cex="http://schemas.microsoft.com/office/word/2018/wordml/cex" xmlns:w16cid="http://schemas.microsoft.com/office/word/2016/wordml/cid" xmlns:w16="http://schemas.microsoft.com/office/word/2018/wordml" xmlns:w16sdtdh="http://schemas.microsoft.com/office/word/2020/wordml/sdtdatahash" xmlns:w16se="http://schemas.microsoft.com/office/word/2015/wordml/symex" xmlns:wpg="http://schemas.microsoft.com/office/word/2010/wordprocessingGroup" xmlns:wpi="http://schemas.microsoft.com/office/word/2010/wordprocessingInk" xmlns:wne="http://schemas.microsoft.com/office/word/2006/wordml" xmlns:wps="http://schemas.microsoft.com/office/word/2010/wordprocessingShape" mc:Ignorable="w14 w15 w16se w16cid w16 w16cex w16sdtdh wp14">
+<w:ftr xmlns:wpc="http://schemas.microsoft.com/office/word/2010/wordprocessingCanvas" xmlns:cx="http://schemas.microsoft.com/office/drawing/2014/chartex" xmlns:cx1="http://schemas.microsoft.com/office/drawing/2015/9/8/chartex" xmlns:cx2="http://schemas.microsoft.com/office/drawing/2015/10/21/chartex" xmlns:cx3="http://schemas.microsoft.com/office/drawing/2016/5/9/chartex" xmlns:cx4="http://schemas.microsoft.com/office/drawing/2016/5/10/chartex" xmlns:cx5="http://schemas.microsoft.com/office/drawing/2016/5/11/chartex" xmlns:cx6="http://schemas.microsoft.com/office/drawing/2016/5/12/chartex" xmlns:cx7="http://schemas.microsoft.com/office/drawing/2016/5/13/chartex" xmlns:cx8="http://schemas.microsoft.com/office/drawing/2016/5/14/chartex" xmlns:mc="http://schemas.openxmlformats.org/markup-compatibility/2006" xmlns:aink="http://schemas.microsoft.com/office/drawing/2016/ink" xmlns:am3d="http://schemas.microsoft.com/office/drawing/2017/model3d" xmlns:o="urn:schemas-microsoft-com:office:office" xmlns:oel="http://schemas.microsoft.com/office/2019/extlst" xmlns:r="http://schemas.openxmlformats.org/officeDocument/2006/relationships" xmlns:m="http://schemas.openxmlformats.org/officeDocument/2006/math" xmlns:v="urn:schemas-microsoft-com:vml" xmlns:wp14="http://schemas.microsoft.com/office/word/2010/wordprocessingDrawing" xmlns:wp="http://schemas.openxmlformats.org/drawingml/2006/wordprocessingDrawing" xmlns:w10="urn:schemas-microsoft-com:office:word" xmlns:w="http://schemas.openxmlformats.org/wordprocessingml/2006/main" xmlns:w14="http://schemas.microsoft.com/office/word/2010/wordml" xmlns:w15="http://schemas.microsoft.com/office/word/2012/wordml" xmlns:w16cex="http://schemas.microsoft.com/office/word/2018/wordml/cex" xmlns:w16cid="http://schemas.microsoft.com/office/word/2016/wordml/cid" xmlns:w16="http://schemas.microsoft.com/office/word/2018/wordml" xmlns:w16sdtdh="http://schemas.microsoft.com/office/word/2020/wordml/sdtdatahash" xmlns:w16se="http://schemas.microsoft.com/office/word/2015/wordml/symex" xmlns:wpg="http://schemas.microsoft.com/office/word/2010/wordprocessingGroup" xmlns:wpi="http://schemas.microsoft.com/office/word/2010/wordprocessingInk" xmlns:wne="http://schemas.microsoft.com/office/word/2006/wordml" xmlns:wps="http://schemas.microsoft.com/office/word/2010/wordprocessingShape" mc:Ignorable="w14 w15 w16se w16cid w16 w16cex w16sdtdh wp14">
   <w:p>
     <w:pPr>
       <w:pStyle w:val="Textkrper"/>
@@ -6045,6 +6339,150 @@
         <w:sz w:val="20"/>
       </w:rPr>
     </w:pPr>
+    <w:r>
+      <w:rPr>
+        <w:noProof/>
+      </w:rPr>
+      <mc:AlternateContent>
+        <mc:Choice Requires="wps">
+          <w:drawing>
+            <wp:anchor distT="0" distB="0" distL="114300" distR="114300" simplePos="0" relativeHeight="503304120" behindDoc="1" locked="0" layoutInCell="1" allowOverlap="1" wp14:anchorId="32EF7D3E" wp14:editId="21BDB239">
+              <wp:simplePos x="0" y="0"/>
+              <wp:positionH relativeFrom="page">
+                <wp:posOffset>970498</wp:posOffset>
+              </wp:positionH>
+              <wp:positionV relativeFrom="page">
+                <wp:posOffset>10372550</wp:posOffset>
+              </wp:positionV>
+              <wp:extent cx="3881993" cy="153670"/>
+              <wp:effectExtent l="0" t="0" r="4445" b="17780"/>
+              <wp:wrapNone/>
+              <wp:docPr id="20" name="Text Box 2"/>
+              <wp:cNvGraphicFramePr>
+                <a:graphicFrameLocks xmlns:a="http://schemas.openxmlformats.org/drawingml/2006/main"/>
+              </wp:cNvGraphicFramePr>
+              <a:graphic xmlns:a="http://schemas.openxmlformats.org/drawingml/2006/main">
+                <a:graphicData uri="http://schemas.microsoft.com/office/word/2010/wordprocessingShape">
+                  <wps:wsp>
+                    <wps:cNvSpPr txBox="1">
+                      <a:spLocks noChangeArrowheads="1"/>
+                    </wps:cNvSpPr>
+                    <wps:spPr bwMode="auto">
+                      <a:xfrm>
+                        <a:off x="0" y="0"/>
+                        <a:ext cx="3881993" cy="153670"/>
+                      </a:xfrm>
+                      <a:prstGeom prst="rect">
+                        <a:avLst/>
+                      </a:prstGeom>
+                      <a:noFill/>
+                      <a:ln>
+                        <a:noFill/>
+                      </a:ln>
+                      <a:extLst>
+                        <a:ext uri="{909E8E84-426E-40DD-AFC4-6F175D3DCCD1}">
+                          <a14:hiddenFill xmlns:a14="http://schemas.microsoft.com/office/drawing/2010/main">
+                            <a:solidFill>
+                              <a:srgbClr val="FFFFFF"/>
+                            </a:solidFill>
+                          </a14:hiddenFill>
+                        </a:ext>
+                        <a:ext uri="{91240B29-F687-4F45-9708-019B960494DF}">
+                          <a14:hiddenLine xmlns:a14="http://schemas.microsoft.com/office/drawing/2010/main" w="9525">
+                            <a:solidFill>
+                              <a:srgbClr val="000000"/>
+                            </a:solidFill>
+                            <a:miter lim="800000"/>
+                            <a:headEnd/>
+                            <a:tailEnd/>
+                          </a14:hiddenLine>
+                        </a:ext>
+                      </a:extLst>
+                    </wps:spPr>
+                    <wps:txbx>
+                      <w:txbxContent>
+                        <w:p>
+                          <w:pPr>
+                            <w:spacing w:before="14"/>
+                            <w:ind w:left="20"/>
+                            <w:rPr>
+                              <w:sz w:val="18"/>
+                              <w:lang w:val="de-DE"/>
+                            </w:rPr>
+                          </w:pPr>
+                          <w:r>
+                            <w:rPr>
+                              <w:sz w:val="18"/>
+                              <w:lang w:val="de-DE"/>
+                            </w:rPr>
+                            <w:t xml:space="preserve">Modul KI-B4 – Von Daten und Bäumen   zuletzt aktualisiert am </w:t>
+                          </w:r>
+                          <w:r>
+                            <w:rPr>
+                              <w:sz w:val="18"/>
+                              <w:lang w:val="de-DE"/>
+                            </w:rPr>
+                            <w:t>03.07.2023</w:t>
+                          </w:r>
+                        </w:p>
+                      </w:txbxContent>
+                    </wps:txbx>
+                    <wps:bodyPr rot="0" vert="horz" wrap="square" lIns="0" tIns="0" rIns="0" bIns="0" anchor="t" anchorCtr="0" upright="1">
+                      <a:noAutofit/>
+                    </wps:bodyPr>
+                  </wps:wsp>
+                </a:graphicData>
+              </a:graphic>
+              <wp14:sizeRelH relativeFrom="page">
+                <wp14:pctWidth>0</wp14:pctWidth>
+              </wp14:sizeRelH>
+              <wp14:sizeRelV relativeFrom="page">
+                <wp14:pctHeight>0</wp14:pctHeight>
+              </wp14:sizeRelV>
+            </wp:anchor>
+          </w:drawing>
+        </mc:Choice>
+        <mc:Fallback>
+          <w:pict>
+            <v:shapetype w14:anchorId="32EF7D3E" id="_x0000_t202" coordsize="21600,21600" o:spt="202" path="m,l,21600r21600,l21600,xe">
+              <v:stroke joinstyle="miter"/>
+              <v:path gradientshapeok="t" o:connecttype="rect"/>
+            </v:shapetype>
+            <v:shape id="Text Box 2" o:spid="_x0000_s1027" type="#_x0000_t202" style="position:absolute;margin-left:76.4pt;margin-top:816.75pt;width:305.65pt;height:12.1pt;z-index:-12360;visibility:visible;mso-wrap-style:square;mso-width-percent:0;mso-height-percent:0;mso-wrap-distance-left:9pt;mso-wrap-distance-top:0;mso-wrap-distance-right:9pt;mso-wrap-distance-bottom:0;mso-position-horizontal:absolute;mso-position-horizontal-relative:page;mso-position-vertical:absolute;mso-position-vertical-relative:page;mso-width-percent:0;mso-height-percent:0;mso-width-relative:page;mso-height-relative:page;v-text-anchor:top" o:gfxdata="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" filled="f" stroked="f">
+              <v:textbox inset="0,0,0,0">
+                <w:txbxContent>
+                  <w:p>
+                    <w:pPr>
+                      <w:spacing w:before="14"/>
+                      <w:ind w:left="20"/>
+                      <w:rPr>
+                        <w:sz w:val="18"/>
+                        <w:lang w:val="de-DE"/>
+                      </w:rPr>
+                    </w:pPr>
+                    <w:r>
+                      <w:rPr>
+                        <w:sz w:val="18"/>
+                        <w:lang w:val="de-DE"/>
+                      </w:rPr>
+                      <w:t xml:space="preserve">Modul KI-B4 – Von Daten und Bäumen   zuletzt aktualisiert am </w:t>
+                    </w:r>
+                    <w:r>
+                      <w:rPr>
+                        <w:sz w:val="18"/>
+                        <w:lang w:val="de-DE"/>
+                      </w:rPr>
+                      <w:t>03.07.2023</w:t>
+                    </w:r>
+                  </w:p>
+                </w:txbxContent>
+              </v:textbox>
+              <w10:wrap anchorx="page" anchory="page"/>
+            </v:shape>
+          </w:pict>
+        </mc:Fallback>
+      </mc:AlternateContent>
+    </w:r>
     <w:r>
       <w:rPr>
         <w:noProof/>
@@ -6523,7 +6961,7 @@
       <mc:AlternateContent>
         <mc:Choice Requires="wps">
           <w:drawing>
-            <wp:anchor distT="0" distB="0" distL="114300" distR="114300" simplePos="0" relativeHeight="503306192" behindDoc="0" locked="0" layoutInCell="1" allowOverlap="1" wp14:anchorId="4B008394" wp14:editId="44409D1D">
+            <wp:anchor distT="0" distB="0" distL="114300" distR="114300" simplePos="0" relativeHeight="503306192" behindDoc="0" locked="0" layoutInCell="1" allowOverlap="1" wp14:anchorId="4B008394" wp14:editId="036109CB">
               <wp:simplePos x="0" y="0"/>
               <wp:positionH relativeFrom="column">
                 <wp:posOffset>164987</wp:posOffset>
@@ -6580,137 +7018,7 @@
         </mc:Choice>
         <mc:Fallback>
           <w:pict>
-            <v:line w14:anchorId="66EB79CA" id="Gerade Verbindung 7" o:spid="_x0000_s1026" style="position:absolute;z-index:503306192;visibility:visible;mso-wrap-style:square;mso-width-percent:0;mso-wrap-distance-left:9pt;mso-wrap-distance-top:0;mso-wrap-distance-right:9pt;mso-wrap-distance-bottom:0;mso-position-horizontal:absolute;mso-position-horizontal-relative:text;mso-position-vertical:absolute;mso-position-vertical-relative:text;mso-width-percent:0;mso-width-relative:margin" from="13pt,-9.6pt" to="454.35pt,-9.6pt" o:gfxdata="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" strokecolor="#f5a700" strokeweight="2.5pt"/>
-          </w:pict>
-        </mc:Fallback>
-      </mc:AlternateContent>
-    </w:r>
-    <w:r>
-      <w:rPr>
-        <w:noProof/>
-      </w:rPr>
-      <mc:AlternateContent>
-        <mc:Choice Requires="wps">
-          <w:drawing>
-            <wp:anchor distT="0" distB="0" distL="114300" distR="114300" simplePos="0" relativeHeight="503304120" behindDoc="1" locked="0" layoutInCell="1" allowOverlap="1" wp14:anchorId="32EF7D3E" wp14:editId="49C0062F">
-              <wp:simplePos x="0" y="0"/>
-              <wp:positionH relativeFrom="page">
-                <wp:posOffset>970280</wp:posOffset>
-              </wp:positionH>
-              <wp:positionV relativeFrom="page">
-                <wp:posOffset>10371455</wp:posOffset>
-              </wp:positionV>
-              <wp:extent cx="3682365" cy="153670"/>
-              <wp:effectExtent l="0" t="0" r="0" b="0"/>
-              <wp:wrapNone/>
-              <wp:docPr id="20" name="Text Box 2"/>
-              <wp:cNvGraphicFramePr>
-                <a:graphicFrameLocks xmlns:a="http://schemas.openxmlformats.org/drawingml/2006/main"/>
-              </wp:cNvGraphicFramePr>
-              <a:graphic xmlns:a="http://schemas.openxmlformats.org/drawingml/2006/main">
-                <a:graphicData uri="http://schemas.microsoft.com/office/word/2010/wordprocessingShape">
-                  <wps:wsp>
-                    <wps:cNvSpPr txBox="1">
-                      <a:spLocks noChangeArrowheads="1"/>
-                    </wps:cNvSpPr>
-                    <wps:spPr bwMode="auto">
-                      <a:xfrm>
-                        <a:off x="0" y="0"/>
-                        <a:ext cx="3682365" cy="153670"/>
-                      </a:xfrm>
-                      <a:prstGeom prst="rect">
-                        <a:avLst/>
-                      </a:prstGeom>
-                      <a:noFill/>
-                      <a:ln>
-                        <a:noFill/>
-                      </a:ln>
-                      <a:extLst>
-                        <a:ext uri="{909E8E84-426E-40DD-AFC4-6F175D3DCCD1}">
-                          <a14:hiddenFill xmlns:a14="http://schemas.microsoft.com/office/drawing/2010/main">
-                            <a:solidFill>
-                              <a:srgbClr val="FFFFFF"/>
-                            </a:solidFill>
-                          </a14:hiddenFill>
-                        </a:ext>
-                        <a:ext uri="{91240B29-F687-4F45-9708-019B960494DF}">
-                          <a14:hiddenLine xmlns:a14="http://schemas.microsoft.com/office/drawing/2010/main" w="9525">
-                            <a:solidFill>
-                              <a:srgbClr val="000000"/>
-                            </a:solidFill>
-                            <a:miter lim="800000"/>
-                            <a:headEnd/>
-                            <a:tailEnd/>
-                          </a14:hiddenLine>
-                        </a:ext>
-                      </a:extLst>
-                    </wps:spPr>
-                    <wps:txbx>
-                      <w:txbxContent>
-                        <w:p>
-                          <w:pPr>
-                            <w:spacing w:before="14"/>
-                            <w:ind w:left="20"/>
-                            <w:rPr>
-                              <w:sz w:val="18"/>
-                              <w:lang w:val="de-DE"/>
-                            </w:rPr>
-                          </w:pPr>
-                          <w:r>
-                            <w:rPr>
-                              <w:sz w:val="18"/>
-                              <w:lang w:val="de-DE"/>
-                            </w:rPr>
-                            <w:t>Modul KI-B4 – Von Daten und Bäumen   zuletzt aktualisiert am 25.06.21</w:t>
-                          </w:r>
-                        </w:p>
-                      </w:txbxContent>
-                    </wps:txbx>
-                    <wps:bodyPr rot="0" vert="horz" wrap="square" lIns="0" tIns="0" rIns="0" bIns="0" anchor="t" anchorCtr="0" upright="1">
-                      <a:noAutofit/>
-                    </wps:bodyPr>
-                  </wps:wsp>
-                </a:graphicData>
-              </a:graphic>
-              <wp14:sizeRelH relativeFrom="page">
-                <wp14:pctWidth>0</wp14:pctWidth>
-              </wp14:sizeRelH>
-              <wp14:sizeRelV relativeFrom="page">
-                <wp14:pctHeight>0</wp14:pctHeight>
-              </wp14:sizeRelV>
-            </wp:anchor>
-          </w:drawing>
-        </mc:Choice>
-        <mc:Fallback>
-          <w:pict>
-            <v:shapetype w14:anchorId="32EF7D3E" id="_x0000_t202" coordsize="21600,21600" o:spt="202" path="m,l,21600r21600,l21600,xe">
-              <v:stroke joinstyle="miter"/>
-              <v:path gradientshapeok="t" o:connecttype="rect"/>
-            </v:shapetype>
-            <v:shape id="Text Box 2" o:spid="_x0000_s1034" type="#_x0000_t202" style="position:absolute;margin-left:76.4pt;margin-top:816.65pt;width:289.95pt;height:12.1pt;z-index:-12360;visibility:visible;mso-wrap-style:square;mso-width-percent:0;mso-height-percent:0;mso-wrap-distance-left:9pt;mso-wrap-distance-top:0;mso-wrap-distance-right:9pt;mso-wrap-distance-bottom:0;mso-position-horizontal:absolute;mso-position-horizontal-relative:page;mso-position-vertical:absolute;mso-position-vertical-relative:page;mso-width-percent:0;mso-height-percent:0;mso-width-relative:page;mso-height-relative:page;v-text-anchor:top" o:gfxdata="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" filled="f" stroked="f">
-              <v:textbox inset="0,0,0,0">
-                <w:txbxContent>
-                  <w:p>
-                    <w:pPr>
-                      <w:spacing w:before="14"/>
-                      <w:ind w:left="20"/>
-                      <w:rPr>
-                        <w:sz w:val="18"/>
-                        <w:lang w:val="de-DE"/>
-                      </w:rPr>
-                    </w:pPr>
-                    <w:r>
-                      <w:rPr>
-                        <w:sz w:val="18"/>
-                        <w:lang w:val="de-DE"/>
-                      </w:rPr>
-                      <w:t>Modul KI-B4 – Von Daten und Bäumen   zuletzt aktualisiert am 25.06.21</w:t>
-                    </w:r>
-                  </w:p>
-                </w:txbxContent>
-              </v:textbox>
-              <w10:wrap anchorx="page" anchory="page"/>
-            </v:shape>
+            <v:line w14:anchorId="2BF80BD2" id="Gerade Verbindung 7" o:spid="_x0000_s1026" style="position:absolute;z-index:503306192;visibility:visible;mso-wrap-style:square;mso-width-percent:0;mso-wrap-distance-left:9pt;mso-wrap-distance-top:0;mso-wrap-distance-right:9pt;mso-wrap-distance-bottom:0;mso-position-horizontal:absolute;mso-position-horizontal-relative:text;mso-position-vertical:absolute;mso-position-vertical-relative:text;mso-width-percent:0;mso-width-relative:margin" from="13pt,-9.6pt" to="454.35pt,-9.6pt" o:gfxdata="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" strokecolor="#f5a700" strokeweight="2.5pt"/>
           </w:pict>
         </mc:Fallback>
       </mc:AlternateContent>
@@ -6905,18 +7213,8 @@
 </w:ftr>
 </file>
 
-<file path=word/footer3.xml><?xml version="1.0" encoding="utf-8"?>
-<w:ftr xmlns:wpc="http://schemas.microsoft.com/office/word/2010/wordprocessingCanvas" xmlns:cx="http://schemas.microsoft.com/office/drawing/2014/chartex" xmlns:cx1="http://schemas.microsoft.com/office/drawing/2015/9/8/chartex" xmlns:cx2="http://schemas.microsoft.com/office/drawing/2015/10/21/chartex" xmlns:cx3="http://schemas.microsoft.com/office/drawing/2016/5/9/chartex" xmlns:cx4="http://schemas.microsoft.com/office/drawing/2016/5/10/chartex" xmlns:cx5="http://schemas.microsoft.com/office/drawing/2016/5/11/chartex" xmlns:cx6="http://schemas.microsoft.com/office/drawing/2016/5/12/chartex" xmlns:cx7="http://schemas.microsoft.com/office/drawing/2016/5/13/chartex" xmlns:cx8="http://schemas.microsoft.com/office/drawing/2016/5/14/chartex" xmlns:mc="http://schemas.openxmlformats.org/markup-compatibility/2006" xmlns:aink="http://schemas.microsoft.com/office/drawing/2016/ink" xmlns:am3d="http://schemas.microsoft.com/office/drawing/2017/model3d" xmlns:o="urn:schemas-microsoft-com:office:office" xmlns:r="http://schemas.openxmlformats.org/officeDocument/2006/relationships" xmlns:m="http://schemas.openxmlformats.org/officeDocument/2006/math" xmlns:v="urn:schemas-microsoft-com:vml" xmlns:wp14="http://schemas.microsoft.com/office/word/2010/wordprocessingDrawing" xmlns:wp="http://schemas.openxmlformats.org/drawingml/2006/wordprocessingDrawing" xmlns:w10="urn:schemas-microsoft-com:office:word" xmlns:w="http://schemas.openxmlformats.org/wordprocessingml/2006/main" xmlns:w14="http://schemas.microsoft.com/office/word/2010/wordml" xmlns:w15="http://schemas.microsoft.com/office/word/2012/wordml" xmlns:w16cex="http://schemas.microsoft.com/office/word/2018/wordml/cex" xmlns:w16cid="http://schemas.microsoft.com/office/word/2016/wordml/cid" xmlns:w16="http://schemas.microsoft.com/office/word/2018/wordml" xmlns:w16sdtdh="http://schemas.microsoft.com/office/word/2020/wordml/sdtdatahash" xmlns:w16se="http://schemas.microsoft.com/office/word/2015/wordml/symex" xmlns:wpg="http://schemas.microsoft.com/office/word/2010/wordprocessingGroup" xmlns:wpi="http://schemas.microsoft.com/office/word/2010/wordprocessingInk" xmlns:wne="http://schemas.microsoft.com/office/word/2006/wordml" xmlns:wps="http://schemas.microsoft.com/office/word/2010/wordprocessingShape" mc:Ignorable="w14 w15 w16se w16cid w16 w16cex w16sdtdh wp14">
-  <w:p>
-    <w:pPr>
-      <w:pStyle w:val="Fuzeile"/>
-    </w:pPr>
-  </w:p>
-</w:ftr>
-</file>
-
 <file path=word/footnotes.xml><?xml version="1.0" encoding="utf-8"?>
-<w:footnotes xmlns:wpc="http://schemas.microsoft.com/office/word/2010/wordprocessingCanvas" xmlns:cx="http://schemas.microsoft.com/office/drawing/2014/chartex" xmlns:cx1="http://schemas.microsoft.com/office/drawing/2015/9/8/chartex" xmlns:cx2="http://schemas.microsoft.com/office/drawing/2015/10/21/chartex" xmlns:cx3="http://schemas.microsoft.com/office/drawing/2016/5/9/chartex" xmlns:cx4="http://schemas.microsoft.com/office/drawing/2016/5/10/chartex" xmlns:cx5="http://schemas.microsoft.com/office/drawing/2016/5/11/chartex" xmlns:cx6="http://schemas.microsoft.com/office/drawing/2016/5/12/chartex" xmlns:cx7="http://schemas.microsoft.com/office/drawing/2016/5/13/chartex" xmlns:cx8="http://schemas.microsoft.com/office/drawing/2016/5/14/chartex" xmlns:mc="http://schemas.openxmlformats.org/markup-compatibility/2006" xmlns:aink="http://schemas.microsoft.com/office/drawing/2016/ink" xmlns:am3d="http://schemas.microsoft.com/office/drawing/2017/model3d" xmlns:o="urn:schemas-microsoft-com:office:office" xmlns:r="http://schemas.openxmlformats.org/officeDocument/2006/relationships" xmlns:m="http://schemas.openxmlformats.org/officeDocument/2006/math" xmlns:v="urn:schemas-microsoft-com:vml" xmlns:wp14="http://schemas.microsoft.com/office/word/2010/wordprocessingDrawing" xmlns:wp="http://schemas.openxmlformats.org/drawingml/2006/wordprocessingDrawing" xmlns:w10="urn:schemas-microsoft-com:office:word" xmlns:w="http://schemas.openxmlformats.org/wordprocessingml/2006/main" xmlns:w14="http://schemas.microsoft.com/office/word/2010/wordml" xmlns:w15="http://schemas.microsoft.com/office/word/2012/wordml" xmlns:w16cex="http://schemas.microsoft.com/office/word/2018/wordml/cex" xmlns:w16cid="http://schemas.microsoft.com/office/word/2016/wordml/cid" xmlns:w16="http://schemas.microsoft.com/office/word/2018/wordml" xmlns:w16sdtdh="http://schemas.microsoft.com/office/word/2020/wordml/sdtdatahash" xmlns:w16se="http://schemas.microsoft.com/office/word/2015/wordml/symex" xmlns:wpg="http://schemas.microsoft.com/office/word/2010/wordprocessingGroup" xmlns:wpi="http://schemas.microsoft.com/office/word/2010/wordprocessingInk" xmlns:wne="http://schemas.microsoft.com/office/word/2006/wordml" xmlns:wps="http://schemas.microsoft.com/office/word/2010/wordprocessingShape" mc:Ignorable="w14 w15 w16se w16cid w16 w16cex w16sdtdh wp14">
+<w:footnotes xmlns:wpc="http://schemas.microsoft.com/office/word/2010/wordprocessingCanvas" xmlns:cx="http://schemas.microsoft.com/office/drawing/2014/chartex" xmlns:cx1="http://schemas.microsoft.com/office/drawing/2015/9/8/chartex" xmlns:cx2="http://schemas.microsoft.com/office/drawing/2015/10/21/chartex" xmlns:cx3="http://schemas.microsoft.com/office/drawing/2016/5/9/chartex" xmlns:cx4="http://schemas.microsoft.com/office/drawing/2016/5/10/chartex" xmlns:cx5="http://schemas.microsoft.com/office/drawing/2016/5/11/chartex" xmlns:cx6="http://schemas.microsoft.com/office/drawing/2016/5/12/chartex" xmlns:cx7="http://schemas.microsoft.com/office/drawing/2016/5/13/chartex" xmlns:cx8="http://schemas.microsoft.com/office/drawing/2016/5/14/chartex" xmlns:mc="http://schemas.openxmlformats.org/markup-compatibility/2006" xmlns:aink="http://schemas.microsoft.com/office/drawing/2016/ink" xmlns:am3d="http://schemas.microsoft.com/office/drawing/2017/model3d" xmlns:o="urn:schemas-microsoft-com:office:office" xmlns:oel="http://schemas.microsoft.com/office/2019/extlst" xmlns:r="http://schemas.openxmlformats.org/officeDocument/2006/relationships" xmlns:m="http://schemas.openxmlformats.org/officeDocument/2006/math" xmlns:v="urn:schemas-microsoft-com:vml" xmlns:wp14="http://schemas.microsoft.com/office/word/2010/wordprocessingDrawing" xmlns:wp="http://schemas.openxmlformats.org/drawingml/2006/wordprocessingDrawing" xmlns:w10="urn:schemas-microsoft-com:office:word" xmlns:w="http://schemas.openxmlformats.org/wordprocessingml/2006/main" xmlns:w14="http://schemas.microsoft.com/office/word/2010/wordml" xmlns:w15="http://schemas.microsoft.com/office/word/2012/wordml" xmlns:w16cex="http://schemas.microsoft.com/office/word/2018/wordml/cex" xmlns:w16cid="http://schemas.microsoft.com/office/word/2016/wordml/cid" xmlns:w16="http://schemas.microsoft.com/office/word/2018/wordml" xmlns:w16sdtdh="http://schemas.microsoft.com/office/word/2020/wordml/sdtdatahash" xmlns:w16se="http://schemas.microsoft.com/office/word/2015/wordml/symex" xmlns:wpg="http://schemas.microsoft.com/office/word/2010/wordprocessingGroup" xmlns:wpi="http://schemas.microsoft.com/office/word/2010/wordprocessingInk" xmlns:wne="http://schemas.microsoft.com/office/word/2006/wordml" xmlns:wps="http://schemas.microsoft.com/office/word/2010/wordprocessingShape" mc:Ignorable="w14 w15 w16se w16cid w16 w16cex w16sdtdh wp14">
   <w:footnote w:type="separator" w:id="-1">
     <w:p>
       <w:r>
@@ -6935,17 +7233,7 @@
 </file>
 
 <file path=word/header1.xml><?xml version="1.0" encoding="utf-8"?>
-<w:hdr xmlns:wpc="http://schemas.microsoft.com/office/word/2010/wordprocessingCanvas" xmlns:cx="http://schemas.microsoft.com/office/drawing/2014/chartex" xmlns:cx1="http://schemas.microsoft.com/office/drawing/2015/9/8/chartex" xmlns:cx2="http://schemas.microsoft.com/office/drawing/2015/10/21/chartex" xmlns:cx3="http://schemas.microsoft.com/office/drawing/2016/5/9/chartex" xmlns:cx4="http://schemas.microsoft.com/office/drawing/2016/5/10/chartex" xmlns:cx5="http://schemas.microsoft.com/office/drawing/2016/5/11/chartex" xmlns:cx6="http://schemas.microsoft.com/office/drawing/2016/5/12/chartex" xmlns:cx7="http://schemas.microsoft.com/office/drawing/2016/5/13/chartex" xmlns:cx8="http://schemas.microsoft.com/office/drawing/2016/5/14/chartex" xmlns:mc="http://schemas.openxmlformats.org/markup-compatibility/2006" xmlns:aink="http://schemas.microsoft.com/office/drawing/2016/ink" xmlns:am3d="http://schemas.microsoft.com/office/drawing/2017/model3d" xmlns:o="urn:schemas-microsoft-com:office:office" xmlns:r="http://schemas.openxmlformats.org/officeDocument/2006/relationships" xmlns:m="http://schemas.openxmlformats.org/officeDocument/2006/math" xmlns:v="urn:schemas-microsoft-com:vml" xmlns:wp14="http://schemas.microsoft.com/office/word/2010/wordprocessingDrawing" xmlns:wp="http://schemas.openxmlformats.org/drawingml/2006/wordprocessingDrawing" xmlns:w10="urn:schemas-microsoft-com:office:word" xmlns:w="http://schemas.openxmlformats.org/wordprocessingml/2006/main" xmlns:w14="http://schemas.microsoft.com/office/word/2010/wordml" xmlns:w15="http://schemas.microsoft.com/office/word/2012/wordml" xmlns:w16cex="http://schemas.microsoft.com/office/word/2018/wordml/cex" xmlns:w16cid="http://schemas.microsoft.com/office/word/2016/wordml/cid" xmlns:w16="http://schemas.microsoft.com/office/word/2018/wordml" xmlns:w16sdtdh="http://schemas.microsoft.com/office/word/2020/wordml/sdtdatahash" xmlns:w16se="http://schemas.microsoft.com/office/word/2015/wordml/symex" xmlns:wpg="http://schemas.microsoft.com/office/word/2010/wordprocessingGroup" xmlns:wpi="http://schemas.microsoft.com/office/word/2010/wordprocessingInk" xmlns:wne="http://schemas.microsoft.com/office/word/2006/wordml" xmlns:wps="http://schemas.microsoft.com/office/word/2010/wordprocessingShape" mc:Ignorable="w14 w15 w16se w16cid w16 w16cex w16sdtdh wp14">
-  <w:p>
-    <w:pPr>
-      <w:pStyle w:val="Kopfzeile"/>
-    </w:pPr>
-  </w:p>
-</w:hdr>
-</file>
-
-<file path=word/header2.xml><?xml version="1.0" encoding="utf-8"?>
-<w:hdr xmlns:wpc="http://schemas.microsoft.com/office/word/2010/wordprocessingCanvas" xmlns:cx="http://schemas.microsoft.com/office/drawing/2014/chartex" xmlns:cx1="http://schemas.microsoft.com/office/drawing/2015/9/8/chartex" xmlns:cx2="http://schemas.microsoft.com/office/drawing/2015/10/21/chartex" xmlns:cx3="http://schemas.microsoft.com/office/drawing/2016/5/9/chartex" xmlns:cx4="http://schemas.microsoft.com/office/drawing/2016/5/10/chartex" xmlns:cx5="http://schemas.microsoft.com/office/drawing/2016/5/11/chartex" xmlns:cx6="http://schemas.microsoft.com/office/drawing/2016/5/12/chartex" xmlns:cx7="http://schemas.microsoft.com/office/drawing/2016/5/13/chartex" xmlns:cx8="http://schemas.microsoft.com/office/drawing/2016/5/14/chartex" xmlns:mc="http://schemas.openxmlformats.org/markup-compatibility/2006" xmlns:aink="http://schemas.microsoft.com/office/drawing/2016/ink" xmlns:am3d="http://schemas.microsoft.com/office/drawing/2017/model3d" xmlns:o="urn:schemas-microsoft-com:office:office" xmlns:r="http://schemas.openxmlformats.org/officeDocument/2006/relationships" xmlns:m="http://schemas.openxmlformats.org/officeDocument/2006/math" xmlns:v="urn:schemas-microsoft-com:vml" xmlns:wp14="http://schemas.microsoft.com/office/word/2010/wordprocessingDrawing" xmlns:wp="http://schemas.openxmlformats.org/drawingml/2006/wordprocessingDrawing" xmlns:w10="urn:schemas-microsoft-com:office:word" xmlns:w="http://schemas.openxmlformats.org/wordprocessingml/2006/main" xmlns:w14="http://schemas.microsoft.com/office/word/2010/wordml" xmlns:w15="http://schemas.microsoft.com/office/word/2012/wordml" xmlns:w16cex="http://schemas.microsoft.com/office/word/2018/wordml/cex" xmlns:w16cid="http://schemas.microsoft.com/office/word/2016/wordml/cid" xmlns:w16="http://schemas.microsoft.com/office/word/2018/wordml" xmlns:w16sdtdh="http://schemas.microsoft.com/office/word/2020/wordml/sdtdatahash" xmlns:w16se="http://schemas.microsoft.com/office/word/2015/wordml/symex" xmlns:wpg="http://schemas.microsoft.com/office/word/2010/wordprocessingGroup" xmlns:wpi="http://schemas.microsoft.com/office/word/2010/wordprocessingInk" xmlns:wne="http://schemas.microsoft.com/office/word/2006/wordml" xmlns:wps="http://schemas.microsoft.com/office/word/2010/wordprocessingShape" mc:Ignorable="w14 w15 w16se w16cid w16 w16cex w16sdtdh wp14">
+<w:hdr xmlns:wpc="http://schemas.microsoft.com/office/word/2010/wordprocessingCanvas" xmlns:cx="http://schemas.microsoft.com/office/drawing/2014/chartex" xmlns:cx1="http://schemas.microsoft.com/office/drawing/2015/9/8/chartex" xmlns:cx2="http://schemas.microsoft.com/office/drawing/2015/10/21/chartex" xmlns:cx3="http://schemas.microsoft.com/office/drawing/2016/5/9/chartex" xmlns:cx4="http://schemas.microsoft.com/office/drawing/2016/5/10/chartex" xmlns:cx5="http://schemas.microsoft.com/office/drawing/2016/5/11/chartex" xmlns:cx6="http://schemas.microsoft.com/office/drawing/2016/5/12/chartex" xmlns:cx7="http://schemas.microsoft.com/office/drawing/2016/5/13/chartex" xmlns:cx8="http://schemas.microsoft.com/office/drawing/2016/5/14/chartex" xmlns:mc="http://schemas.openxmlformats.org/markup-compatibility/2006" xmlns:aink="http://schemas.microsoft.com/office/drawing/2016/ink" xmlns:am3d="http://schemas.microsoft.com/office/drawing/2017/model3d" xmlns:o="urn:schemas-microsoft-com:office:office" xmlns:oel="http://schemas.microsoft.com/office/2019/extlst" xmlns:r="http://schemas.openxmlformats.org/officeDocument/2006/relationships" xmlns:m="http://schemas.openxmlformats.org/officeDocument/2006/math" xmlns:v="urn:schemas-microsoft-com:vml" xmlns:wp14="http://schemas.microsoft.com/office/word/2010/wordprocessingDrawing" xmlns:wp="http://schemas.openxmlformats.org/drawingml/2006/wordprocessingDrawing" xmlns:w10="urn:schemas-microsoft-com:office:word" xmlns:w="http://schemas.openxmlformats.org/wordprocessingml/2006/main" xmlns:w14="http://schemas.microsoft.com/office/word/2010/wordml" xmlns:w15="http://schemas.microsoft.com/office/word/2012/wordml" xmlns:w16cex="http://schemas.microsoft.com/office/word/2018/wordml/cex" xmlns:w16cid="http://schemas.microsoft.com/office/word/2016/wordml/cid" xmlns:w16="http://schemas.microsoft.com/office/word/2018/wordml" xmlns:w16sdtdh="http://schemas.microsoft.com/office/word/2020/wordml/sdtdatahash" xmlns:w16se="http://schemas.microsoft.com/office/word/2015/wordml/symex" xmlns:wpg="http://schemas.microsoft.com/office/word/2010/wordprocessingGroup" xmlns:wpi="http://schemas.microsoft.com/office/word/2010/wordprocessingInk" xmlns:wne="http://schemas.microsoft.com/office/word/2006/wordml" xmlns:wps="http://schemas.microsoft.com/office/word/2010/wordprocessingShape" mc:Ignorable="w14 w15 w16se w16cid w16 w16cex w16sdtdh wp14">
   <w:p>
     <w:pPr>
       <w:pStyle w:val="Textkrper"/>
@@ -7086,18 +7374,8 @@
 </w:hdr>
 </file>
 
-<file path=word/header3.xml><?xml version="1.0" encoding="utf-8"?>
-<w:hdr xmlns:wpc="http://schemas.microsoft.com/office/word/2010/wordprocessingCanvas" xmlns:cx="http://schemas.microsoft.com/office/drawing/2014/chartex" xmlns:cx1="http://schemas.microsoft.com/office/drawing/2015/9/8/chartex" xmlns:cx2="http://schemas.microsoft.com/office/drawing/2015/10/21/chartex" xmlns:cx3="http://schemas.microsoft.com/office/drawing/2016/5/9/chartex" xmlns:cx4="http://schemas.microsoft.com/office/drawing/2016/5/10/chartex" xmlns:cx5="http://schemas.microsoft.com/office/drawing/2016/5/11/chartex" xmlns:cx6="http://schemas.microsoft.com/office/drawing/2016/5/12/chartex" xmlns:cx7="http://schemas.microsoft.com/office/drawing/2016/5/13/chartex" xmlns:cx8="http://schemas.microsoft.com/office/drawing/2016/5/14/chartex" xmlns:mc="http://schemas.openxmlformats.org/markup-compatibility/2006" xmlns:aink="http://schemas.microsoft.com/office/drawing/2016/ink" xmlns:am3d="http://schemas.microsoft.com/office/drawing/2017/model3d" xmlns:o="urn:schemas-microsoft-com:office:office" xmlns:r="http://schemas.openxmlformats.org/officeDocument/2006/relationships" xmlns:m="http://schemas.openxmlformats.org/officeDocument/2006/math" xmlns:v="urn:schemas-microsoft-com:vml" xmlns:wp14="http://schemas.microsoft.com/office/word/2010/wordprocessingDrawing" xmlns:wp="http://schemas.openxmlformats.org/drawingml/2006/wordprocessingDrawing" xmlns:w10="urn:schemas-microsoft-com:office:word" xmlns:w="http://schemas.openxmlformats.org/wordprocessingml/2006/main" xmlns:w14="http://schemas.microsoft.com/office/word/2010/wordml" xmlns:w15="http://schemas.microsoft.com/office/word/2012/wordml" xmlns:w16cex="http://schemas.microsoft.com/office/word/2018/wordml/cex" xmlns:w16cid="http://schemas.microsoft.com/office/word/2016/wordml/cid" xmlns:w16="http://schemas.microsoft.com/office/word/2018/wordml" xmlns:w16sdtdh="http://schemas.microsoft.com/office/word/2020/wordml/sdtdatahash" xmlns:w16se="http://schemas.microsoft.com/office/word/2015/wordml/symex" xmlns:wpg="http://schemas.microsoft.com/office/word/2010/wordprocessingGroup" xmlns:wpi="http://schemas.microsoft.com/office/word/2010/wordprocessingInk" xmlns:wne="http://schemas.microsoft.com/office/word/2006/wordml" xmlns:wps="http://schemas.microsoft.com/office/word/2010/wordprocessingShape" mc:Ignorable="w14 w15 w16se w16cid w16 w16cex w16sdtdh wp14">
-  <w:p>
-    <w:pPr>
-      <w:pStyle w:val="Kopfzeile"/>
-    </w:pPr>
-  </w:p>
-</w:hdr>
-</file>
-
 <file path=word/numbering.xml><?xml version="1.0" encoding="utf-8"?>
-<w:numbering xmlns:wpc="http://schemas.microsoft.com/office/word/2010/wordprocessingCanvas" xmlns:cx="http://schemas.microsoft.com/office/drawing/2014/chartex" xmlns:cx1="http://schemas.microsoft.com/office/drawing/2015/9/8/chartex" xmlns:cx2="http://schemas.microsoft.com/office/drawing/2015/10/21/chartex" xmlns:cx3="http://schemas.microsoft.com/office/drawing/2016/5/9/chartex" xmlns:cx4="http://schemas.microsoft.com/office/drawing/2016/5/10/chartex" xmlns:cx5="http://schemas.microsoft.com/office/drawing/2016/5/11/chartex" xmlns:cx6="http://schemas.microsoft.com/office/drawing/2016/5/12/chartex" xmlns:cx7="http://schemas.microsoft.com/office/drawing/2016/5/13/chartex" xmlns:cx8="http://schemas.microsoft.com/office/drawing/2016/5/14/chartex" xmlns:mc="http://schemas.openxmlformats.org/markup-compatibility/2006" xmlns:aink="http://schemas.microsoft.com/office/drawing/2016/ink" xmlns:am3d="http://schemas.microsoft.com/office/drawing/2017/model3d" xmlns:o="urn:schemas-microsoft-com:office:office" xmlns:r="http://schemas.openxmlformats.org/officeDocument/2006/relationships" xmlns:m="http://schemas.openxmlformats.org/officeDocument/2006/math" xmlns:v="urn:schemas-microsoft-com:vml" xmlns:wp14="http://schemas.microsoft.com/office/word/2010/wordprocessingDrawing" xmlns:wp="http://schemas.openxmlformats.org/drawingml/2006/wordprocessingDrawing" xmlns:w10="urn:schemas-microsoft-com:office:word" xmlns:w="http://schemas.openxmlformats.org/wordprocessingml/2006/main" xmlns:w14="http://schemas.microsoft.com/office/word/2010/wordml" xmlns:w15="http://schemas.microsoft.com/office/word/2012/wordml" xmlns:w16cex="http://schemas.microsoft.com/office/word/2018/wordml/cex" xmlns:w16cid="http://schemas.microsoft.com/office/word/2016/wordml/cid" xmlns:w16="http://schemas.microsoft.com/office/word/2018/wordml" xmlns:w16sdtdh="http://schemas.microsoft.com/office/word/2020/wordml/sdtdatahash" xmlns:w16se="http://schemas.microsoft.com/office/word/2015/wordml/symex" xmlns:wpg="http://schemas.microsoft.com/office/word/2010/wordprocessingGroup" xmlns:wpi="http://schemas.microsoft.com/office/word/2010/wordprocessingInk" xmlns:wne="http://schemas.microsoft.com/office/word/2006/wordml" xmlns:wps="http://schemas.microsoft.com/office/word/2010/wordprocessingShape" mc:Ignorable="w14 w15 w16se w16cid w16 w16cex w16sdtdh wp14">
+<w:numbering xmlns:wpc="http://schemas.microsoft.com/office/word/2010/wordprocessingCanvas" xmlns:cx="http://schemas.microsoft.com/office/drawing/2014/chartex" xmlns:cx1="http://schemas.microsoft.com/office/drawing/2015/9/8/chartex" xmlns:cx2="http://schemas.microsoft.com/office/drawing/2015/10/21/chartex" xmlns:cx3="http://schemas.microsoft.com/office/drawing/2016/5/9/chartex" xmlns:cx4="http://schemas.microsoft.com/office/drawing/2016/5/10/chartex" xmlns:cx5="http://schemas.microsoft.com/office/drawing/2016/5/11/chartex" xmlns:cx6="http://schemas.microsoft.com/office/drawing/2016/5/12/chartex" xmlns:cx7="http://schemas.microsoft.com/office/drawing/2016/5/13/chartex" xmlns:cx8="http://schemas.microsoft.com/office/drawing/2016/5/14/chartex" xmlns:mc="http://schemas.openxmlformats.org/markup-compatibility/2006" xmlns:aink="http://schemas.microsoft.com/office/drawing/2016/ink" xmlns:am3d="http://schemas.microsoft.com/office/drawing/2017/model3d" xmlns:o="urn:schemas-microsoft-com:office:office" xmlns:oel="http://schemas.microsoft.com/office/2019/extlst" xmlns:r="http://schemas.openxmlformats.org/officeDocument/2006/relationships" xmlns:m="http://schemas.openxmlformats.org/officeDocument/2006/math" xmlns:v="urn:schemas-microsoft-com:vml" xmlns:wp14="http://schemas.microsoft.com/office/word/2010/wordprocessingDrawing" xmlns:wp="http://schemas.openxmlformats.org/drawingml/2006/wordprocessingDrawing" xmlns:w10="urn:schemas-microsoft-com:office:word" xmlns:w="http://schemas.openxmlformats.org/wordprocessingml/2006/main" xmlns:w14="http://schemas.microsoft.com/office/word/2010/wordml" xmlns:w15="http://schemas.microsoft.com/office/word/2012/wordml" xmlns:w16cex="http://schemas.microsoft.com/office/word/2018/wordml/cex" xmlns:w16cid="http://schemas.microsoft.com/office/word/2016/wordml/cid" xmlns:w16="http://schemas.microsoft.com/office/word/2018/wordml" xmlns:w16sdtdh="http://schemas.microsoft.com/office/word/2020/wordml/sdtdatahash" xmlns:w16se="http://schemas.microsoft.com/office/word/2015/wordml/symex" xmlns:wpg="http://schemas.microsoft.com/office/word/2010/wordprocessingGroup" xmlns:wpi="http://schemas.microsoft.com/office/word/2010/wordprocessingInk" xmlns:wne="http://schemas.microsoft.com/office/word/2006/wordml" xmlns:wps="http://schemas.microsoft.com/office/word/2010/wordprocessingShape" mc:Ignorable="w14 w15 w16se w16cid w16 w16cex w16sdtdh wp14">
   <w:abstractNum w:abstractNumId="0" w15:restartNumberingAfterBreak="0">
     <w:nsid w:val="06A16FEF"/>
     <w:multiLevelType w:val="hybridMultilevel"/>
@@ -7214,10 +7492,18 @@
       </w:rPr>
     </w:lvl>
   </w:abstractNum>
-  <w:num w:numId="1">
+  <w:num w:numId="1" w16cid:durableId="1020357646">
     <w:abstractNumId w:val="0"/>
   </w:num>
 </w:numbering>
+</file>
+
+<file path=word/people.xml><?xml version="1.0" encoding="utf-8"?>
+<w15:people xmlns:wpc="http://schemas.microsoft.com/office/word/2010/wordprocessingCanvas" xmlns:cx="http://schemas.microsoft.com/office/drawing/2014/chartex" xmlns:cx1="http://schemas.microsoft.com/office/drawing/2015/9/8/chartex" xmlns:cx2="http://schemas.microsoft.com/office/drawing/2015/10/21/chartex" xmlns:cx3="http://schemas.microsoft.com/office/drawing/2016/5/9/chartex" xmlns:cx4="http://schemas.microsoft.com/office/drawing/2016/5/10/chartex" xmlns:cx5="http://schemas.microsoft.com/office/drawing/2016/5/11/chartex" xmlns:cx6="http://schemas.microsoft.com/office/drawing/2016/5/12/chartex" xmlns:cx7="http://schemas.microsoft.com/office/drawing/2016/5/13/chartex" xmlns:cx8="http://schemas.microsoft.com/office/drawing/2016/5/14/chartex" xmlns:mc="http://schemas.openxmlformats.org/markup-compatibility/2006" xmlns:aink="http://schemas.microsoft.com/office/drawing/2016/ink" xmlns:am3d="http://schemas.microsoft.com/office/drawing/2017/model3d" xmlns:o="urn:schemas-microsoft-com:office:office" xmlns:oel="http://schemas.microsoft.com/office/2019/extlst" xmlns:r="http://schemas.openxmlformats.org/officeDocument/2006/relationships" xmlns:m="http://schemas.openxmlformats.org/officeDocument/2006/math" xmlns:v="urn:schemas-microsoft-com:vml" xmlns:wp14="http://schemas.microsoft.com/office/word/2010/wordprocessingDrawing" xmlns:wp="http://schemas.openxmlformats.org/drawingml/2006/wordprocessingDrawing" xmlns:w10="urn:schemas-microsoft-com:office:word" xmlns:w="http://schemas.openxmlformats.org/wordprocessingml/2006/main" xmlns:w14="http://schemas.microsoft.com/office/word/2010/wordml" xmlns:w15="http://schemas.microsoft.com/office/word/2012/wordml" xmlns:w16cex="http://schemas.microsoft.com/office/word/2018/wordml/cex" xmlns:w16cid="http://schemas.microsoft.com/office/word/2016/wordml/cid" xmlns:w16="http://schemas.microsoft.com/office/word/2018/wordml" xmlns:w16sdtdh="http://schemas.microsoft.com/office/word/2020/wordml/sdtdatahash" xmlns:w16se="http://schemas.microsoft.com/office/word/2015/wordml/symex" xmlns:wpg="http://schemas.microsoft.com/office/word/2010/wordprocessingGroup" xmlns:wpi="http://schemas.microsoft.com/office/word/2010/wordprocessingInk" xmlns:wne="http://schemas.microsoft.com/office/word/2006/wordml" xmlns:wps="http://schemas.microsoft.com/office/word/2010/wordprocessingShape" mc:Ignorable="w14 w15 w16se w16cid w16 w16cex w16sdtdh wp14">
+  <w15:person w15:author="Müller, Maximilian | Wissensfabrik">
+    <w15:presenceInfo w15:providerId="AD" w15:userId="S::Maximilian.Mueller@wissensfabrik.de::fd810f2c-6434-45ec-b130-b89fd500a626"/>
+  </w15:person>
+</w15:people>
 </file>
 
 <file path=word/styles.xml><?xml version="1.0" encoding="utf-8"?>
@@ -7770,6 +8056,86 @@
       <w:rFonts w:ascii="Arial" w:eastAsia="Arial" w:hAnsi="Arial" w:cs="Arial"/>
     </w:rPr>
   </w:style>
+  <w:style w:type="paragraph" w:styleId="berarbeitung">
+    <w:name w:val="Revision"/>
+    <w:hidden/>
+    <w:uiPriority w:val="99"/>
+    <w:semiHidden/>
+    <w:rsid w:val="00EA2230"/>
+    <w:pPr>
+      <w:widowControl/>
+      <w:autoSpaceDE/>
+      <w:autoSpaceDN/>
+    </w:pPr>
+    <w:rPr>
+      <w:rFonts w:ascii="Arial" w:eastAsia="Arial" w:hAnsi="Arial" w:cs="Arial"/>
+    </w:rPr>
+  </w:style>
+  <w:style w:type="character" w:styleId="Kommentarzeichen">
+    <w:name w:val="annotation reference"/>
+    <w:basedOn w:val="Absatz-Standardschriftart"/>
+    <w:uiPriority w:val="99"/>
+    <w:semiHidden/>
+    <w:unhideWhenUsed/>
+    <w:rsid w:val="006E762C"/>
+    <w:rPr>
+      <w:sz w:val="16"/>
+      <w:szCs w:val="16"/>
+    </w:rPr>
+  </w:style>
+  <w:style w:type="paragraph" w:styleId="Kommentartext">
+    <w:name w:val="annotation text"/>
+    <w:basedOn w:val="Standard"/>
+    <w:link w:val="KommentartextZchn"/>
+    <w:uiPriority w:val="99"/>
+    <w:unhideWhenUsed/>
+    <w:rsid w:val="006E762C"/>
+    <w:rPr>
+      <w:sz w:val="20"/>
+      <w:szCs w:val="20"/>
+    </w:rPr>
+  </w:style>
+  <w:style w:type="character" w:customStyle="1" w:styleId="KommentartextZchn">
+    <w:name w:val="Kommentartext Zchn"/>
+    <w:basedOn w:val="Absatz-Standardschriftart"/>
+    <w:link w:val="Kommentartext"/>
+    <w:uiPriority w:val="99"/>
+    <w:rsid w:val="006E762C"/>
+    <w:rPr>
+      <w:rFonts w:ascii="Arial" w:eastAsia="Arial" w:hAnsi="Arial" w:cs="Arial"/>
+      <w:sz w:val="20"/>
+      <w:szCs w:val="20"/>
+    </w:rPr>
+  </w:style>
+  <w:style w:type="paragraph" w:styleId="Kommentarthema">
+    <w:name w:val="annotation subject"/>
+    <w:basedOn w:val="Kommentartext"/>
+    <w:next w:val="Kommentartext"/>
+    <w:link w:val="KommentarthemaZchn"/>
+    <w:uiPriority w:val="99"/>
+    <w:semiHidden/>
+    <w:unhideWhenUsed/>
+    <w:rsid w:val="006E762C"/>
+    <w:rPr>
+      <w:b/>
+      <w:bCs/>
+    </w:rPr>
+  </w:style>
+  <w:style w:type="character" w:customStyle="1" w:styleId="KommentarthemaZchn">
+    <w:name w:val="Kommentarthema Zchn"/>
+    <w:basedOn w:val="KommentartextZchn"/>
+    <w:link w:val="Kommentarthema"/>
+    <w:uiPriority w:val="99"/>
+    <w:semiHidden/>
+    <w:rsid w:val="006E762C"/>
+    <w:rPr>
+      <w:rFonts w:ascii="Arial" w:eastAsia="Arial" w:hAnsi="Arial" w:cs="Arial"/>
+      <w:b/>
+      <w:bCs/>
+      <w:sz w:val="20"/>
+      <w:szCs w:val="20"/>
+    </w:rPr>
+  </w:style>
 </w:styles>
 </file>
 
